--- a/docs/Test_Protocol.docx
+++ b/docs/Test_Protocol.docx
@@ -938,7 +938,7 @@
       <w:r>
         <w:fldChar w:fldCharType="separate"/>
       </w:r>
-      <w:hyperlink w:anchor="_Toc242861827" w:history="1">
+      <w:hyperlink w:anchor="_Toc242862078" w:history="1">
         <w:r>
           <w:rPr>
             <w:rStyle w:val="Hyperlink"/>
@@ -965,7 +965,7 @@
             <w:noProof/>
             <w:webHidden/>
           </w:rPr>
-          <w:instrText xml:space="preserve"> PAGEREF _Toc242861827 \h </w:instrText>
+          <w:instrText xml:space="preserve"> PAGEREF _Toc242862078 \h </w:instrText>
         </w:r>
         <w:r>
           <w:rPr>
@@ -1011,7 +1011,7 @@
           <w14:ligatures w14:val="standardContextual"/>
         </w:rPr>
       </w:pPr>
-      <w:hyperlink w:anchor="_Toc242861828" w:history="1">
+      <w:hyperlink w:anchor="_Toc242862079" w:history="1">
         <w:r>
           <w:rPr>
             <w:rStyle w:val="Hyperlink"/>
@@ -1038,7 +1038,7 @@
             <w:noProof/>
             <w:webHidden/>
           </w:rPr>
-          <w:instrText xml:space="preserve"> PAGEREF _Toc242861828 \h </w:instrText>
+          <w:instrText xml:space="preserve"> PAGEREF _Toc242862079 \h </w:instrText>
         </w:r>
         <w:r>
           <w:rPr>
@@ -1084,7 +1084,7 @@
           <w14:ligatures w14:val="standardContextual"/>
         </w:rPr>
       </w:pPr>
-      <w:hyperlink w:anchor="_Toc242861829" w:history="1">
+      <w:hyperlink w:anchor="_Toc242862080" w:history="1">
         <w:r>
           <w:rPr>
             <w:rStyle w:val="Hyperlink"/>
@@ -1111,7 +1111,7 @@
             <w:noProof/>
             <w:webHidden/>
           </w:rPr>
-          <w:instrText xml:space="preserve"> PAGEREF _Toc242861829 \h </w:instrText>
+          <w:instrText xml:space="preserve"> PAGEREF _Toc242862080 \h </w:instrText>
         </w:r>
         <w:r>
           <w:rPr>
@@ -1157,7 +1157,7 @@
           <w14:ligatures w14:val="standardContextual"/>
         </w:rPr>
       </w:pPr>
-      <w:hyperlink w:anchor="_Toc242861830" w:history="1">
+      <w:hyperlink w:anchor="_Toc242862081" w:history="1">
         <w:r>
           <w:rPr>
             <w:rStyle w:val="Hyperlink"/>
@@ -1184,7 +1184,7 @@
             <w:noProof/>
             <w:webHidden/>
           </w:rPr>
-          <w:instrText xml:space="preserve"> PAGEREF _Toc242861830 \h </w:instrText>
+          <w:instrText xml:space="preserve"> PAGEREF _Toc242862081 \h </w:instrText>
         </w:r>
         <w:r>
           <w:rPr>
@@ -1230,7 +1230,7 @@
           <w14:ligatures w14:val="standardContextual"/>
         </w:rPr>
       </w:pPr>
-      <w:hyperlink w:anchor="_Toc242861831" w:history="1">
+      <w:hyperlink w:anchor="_Toc242862082" w:history="1">
         <w:r>
           <w:rPr>
             <w:rStyle w:val="Hyperlink"/>
@@ -1257,7 +1257,7 @@
             <w:noProof/>
             <w:webHidden/>
           </w:rPr>
-          <w:instrText xml:space="preserve"> PAGEREF _Toc242861831 \h </w:instrText>
+          <w:instrText xml:space="preserve"> PAGEREF _Toc242862082 \h </w:instrText>
         </w:r>
         <w:r>
           <w:rPr>
@@ -1303,7 +1303,7 @@
           <w14:ligatures w14:val="standardContextual"/>
         </w:rPr>
       </w:pPr>
-      <w:hyperlink w:anchor="_Toc242861832" w:history="1">
+      <w:hyperlink w:anchor="_Toc242862083" w:history="1">
         <w:r>
           <w:rPr>
             <w:rStyle w:val="Hyperlink"/>
@@ -1330,7 +1330,7 @@
             <w:noProof/>
             <w:webHidden/>
           </w:rPr>
-          <w:instrText xml:space="preserve"> PAGEREF _Toc242861832 \h </w:instrText>
+          <w:instrText xml:space="preserve"> PAGEREF _Toc242862083 \h </w:instrText>
         </w:r>
         <w:r>
           <w:rPr>
@@ -1376,7 +1376,7 @@
           <w14:ligatures w14:val="standardContextual"/>
         </w:rPr>
       </w:pPr>
-      <w:hyperlink w:anchor="_Toc242861833" w:history="1">
+      <w:hyperlink w:anchor="_Toc242862084" w:history="1">
         <w:r>
           <w:rPr>
             <w:rStyle w:val="Hyperlink"/>
@@ -1403,7 +1403,7 @@
             <w:noProof/>
             <w:webHidden/>
           </w:rPr>
-          <w:instrText xml:space="preserve"> PAGEREF _Toc242861833 \h </w:instrText>
+          <w:instrText xml:space="preserve"> PAGEREF _Toc242862084 \h </w:instrText>
         </w:r>
         <w:r>
           <w:rPr>
@@ -1449,7 +1449,7 @@
           <w14:ligatures w14:val="standardContextual"/>
         </w:rPr>
       </w:pPr>
-      <w:hyperlink w:anchor="_Toc242861834" w:history="1">
+      <w:hyperlink w:anchor="_Toc242862085" w:history="1">
         <w:r>
           <w:rPr>
             <w:rStyle w:val="Hyperlink"/>
@@ -1476,7 +1476,7 @@
             <w:noProof/>
             <w:webHidden/>
           </w:rPr>
-          <w:instrText xml:space="preserve"> PAGEREF _Toc242861834 \h </w:instrText>
+          <w:instrText xml:space="preserve"> PAGEREF _Toc242862085 \h </w:instrText>
         </w:r>
         <w:r>
           <w:rPr>
@@ -1522,7 +1522,7 @@
           <w14:ligatures w14:val="standardContextual"/>
         </w:rPr>
       </w:pPr>
-      <w:hyperlink w:anchor="_Toc242861835" w:history="1">
+      <w:hyperlink w:anchor="_Toc242862086" w:history="1">
         <w:r>
           <w:rPr>
             <w:rStyle w:val="Hyperlink"/>
@@ -1549,7 +1549,7 @@
             <w:noProof/>
             <w:webHidden/>
           </w:rPr>
-          <w:instrText xml:space="preserve"> PAGEREF _Toc242861835 \h </w:instrText>
+          <w:instrText xml:space="preserve"> PAGEREF _Toc242862086 \h </w:instrText>
         </w:r>
         <w:r>
           <w:rPr>
@@ -1595,7 +1595,7 @@
           <w14:ligatures w14:val="standardContextual"/>
         </w:rPr>
       </w:pPr>
-      <w:hyperlink w:anchor="_Toc242861836" w:history="1">
+      <w:hyperlink w:anchor="_Toc242862087" w:history="1">
         <w:r>
           <w:rPr>
             <w:rStyle w:val="Hyperlink"/>
@@ -1622,7 +1622,7 @@
             <w:noProof/>
             <w:webHidden/>
           </w:rPr>
-          <w:instrText xml:space="preserve"> PAGEREF _Toc242861836 \h </w:instrText>
+          <w:instrText xml:space="preserve"> PAGEREF _Toc242862087 \h </w:instrText>
         </w:r>
         <w:r>
           <w:rPr>
@@ -1668,7 +1668,7 @@
           <w14:ligatures w14:val="standardContextual"/>
         </w:rPr>
       </w:pPr>
-      <w:hyperlink w:anchor="_Toc242861837" w:history="1">
+      <w:hyperlink w:anchor="_Toc242862088" w:history="1">
         <w:r>
           <w:rPr>
             <w:rStyle w:val="Hyperlink"/>
@@ -1695,7 +1695,7 @@
             <w:noProof/>
             <w:webHidden/>
           </w:rPr>
-          <w:instrText xml:space="preserve"> PAGEREF _Toc242861837 \h </w:instrText>
+          <w:instrText xml:space="preserve"> PAGEREF _Toc242862088 \h </w:instrText>
         </w:r>
         <w:r>
           <w:rPr>
@@ -1741,7 +1741,7 @@
           <w14:ligatures w14:val="standardContextual"/>
         </w:rPr>
       </w:pPr>
-      <w:hyperlink w:anchor="_Toc242861838" w:history="1">
+      <w:hyperlink w:anchor="_Toc242862089" w:history="1">
         <w:r>
           <w:rPr>
             <w:rStyle w:val="Hyperlink"/>
@@ -1768,7 +1768,7 @@
             <w:noProof/>
             <w:webHidden/>
           </w:rPr>
-          <w:instrText xml:space="preserve"> PAGEREF _Toc242861838 \h </w:instrText>
+          <w:instrText xml:space="preserve"> PAGEREF _Toc242862089 \h </w:instrText>
         </w:r>
         <w:r>
           <w:rPr>
@@ -1814,7 +1814,7 @@
           <w14:ligatures w14:val="standardContextual"/>
         </w:rPr>
       </w:pPr>
-      <w:hyperlink w:anchor="_Toc242861839" w:history="1">
+      <w:hyperlink w:anchor="_Toc242862090" w:history="1">
         <w:r>
           <w:rPr>
             <w:rStyle w:val="Hyperlink"/>
@@ -1841,7 +1841,7 @@
             <w:noProof/>
             <w:webHidden/>
           </w:rPr>
-          <w:instrText xml:space="preserve"> PAGEREF _Toc242861839 \h </w:instrText>
+          <w:instrText xml:space="preserve"> PAGEREF _Toc242862090 \h </w:instrText>
         </w:r>
         <w:r>
           <w:rPr>
@@ -1887,7 +1887,7 @@
           <w14:ligatures w14:val="standardContextual"/>
         </w:rPr>
       </w:pPr>
-      <w:hyperlink w:anchor="_Toc242861840" w:history="1">
+      <w:hyperlink w:anchor="_Toc242862091" w:history="1">
         <w:r>
           <w:rPr>
             <w:rStyle w:val="Hyperlink"/>
@@ -1914,7 +1914,7 @@
             <w:noProof/>
             <w:webHidden/>
           </w:rPr>
-          <w:instrText xml:space="preserve"> PAGEREF _Toc242861840 \h </w:instrText>
+          <w:instrText xml:space="preserve"> PAGEREF _Toc242862091 \h </w:instrText>
         </w:r>
         <w:r>
           <w:rPr>
@@ -1960,7 +1960,7 @@
           <w14:ligatures w14:val="standardContextual"/>
         </w:rPr>
       </w:pPr>
-      <w:hyperlink w:anchor="_Toc242861841" w:history="1">
+      <w:hyperlink w:anchor="_Toc242862092" w:history="1">
         <w:r>
           <w:rPr>
             <w:rStyle w:val="Hyperlink"/>
@@ -1987,7 +1987,7 @@
             <w:noProof/>
             <w:webHidden/>
           </w:rPr>
-          <w:instrText xml:space="preserve"> PAGEREF _Toc242861841 \h </w:instrText>
+          <w:instrText xml:space="preserve"> PAGEREF _Toc242862092 \h </w:instrText>
         </w:r>
         <w:r>
           <w:rPr>
@@ -2033,7 +2033,7 @@
           <w14:ligatures w14:val="standardContextual"/>
         </w:rPr>
       </w:pPr>
-      <w:hyperlink w:anchor="_Toc242861842" w:history="1">
+      <w:hyperlink w:anchor="_Toc242862093" w:history="1">
         <w:r>
           <w:rPr>
             <w:rStyle w:val="Hyperlink"/>
@@ -2060,7 +2060,7 @@
             <w:noProof/>
             <w:webHidden/>
           </w:rPr>
-          <w:instrText xml:space="preserve"> PAGEREF _Toc242861842 \h </w:instrText>
+          <w:instrText xml:space="preserve"> PAGEREF _Toc242862093 \h </w:instrText>
         </w:r>
         <w:r>
           <w:rPr>
@@ -2106,7 +2106,7 @@
           <w14:ligatures w14:val="standardContextual"/>
         </w:rPr>
       </w:pPr>
-      <w:hyperlink w:anchor="_Toc242861843" w:history="1">
+      <w:hyperlink w:anchor="_Toc242862094" w:history="1">
         <w:r>
           <w:rPr>
             <w:rStyle w:val="Hyperlink"/>
@@ -2133,7 +2133,7 @@
             <w:noProof/>
             <w:webHidden/>
           </w:rPr>
-          <w:instrText xml:space="preserve"> PAGEREF _Toc242861843 \h </w:instrText>
+          <w:instrText xml:space="preserve"> PAGEREF _Toc242862094 \h </w:instrText>
         </w:r>
         <w:r>
           <w:rPr>
@@ -2179,7 +2179,7 @@
           <w14:ligatures w14:val="standardContextual"/>
         </w:rPr>
       </w:pPr>
-      <w:hyperlink w:anchor="_Toc242861844" w:history="1">
+      <w:hyperlink w:anchor="_Toc242862095" w:history="1">
         <w:r>
           <w:rPr>
             <w:rStyle w:val="Hyperlink"/>
@@ -2206,7 +2206,7 @@
             <w:noProof/>
             <w:webHidden/>
           </w:rPr>
-          <w:instrText xml:space="preserve"> PAGEREF _Toc242861844 \h </w:instrText>
+          <w:instrText xml:space="preserve"> PAGEREF _Toc242862095 \h </w:instrText>
         </w:r>
         <w:r>
           <w:rPr>
@@ -2252,7 +2252,7 @@
           <w14:ligatures w14:val="standardContextual"/>
         </w:rPr>
       </w:pPr>
-      <w:hyperlink w:anchor="_Toc242861845" w:history="1">
+      <w:hyperlink w:anchor="_Toc242862096" w:history="1">
         <w:r>
           <w:rPr>
             <w:rStyle w:val="Hyperlink"/>
@@ -2279,7 +2279,7 @@
             <w:noProof/>
             <w:webHidden/>
           </w:rPr>
-          <w:instrText xml:space="preserve"> PAGEREF _Toc242861845 \h </w:instrText>
+          <w:instrText xml:space="preserve"> PAGEREF _Toc242862096 \h </w:instrText>
         </w:r>
         <w:r>
           <w:rPr>
@@ -2325,7 +2325,7 @@
           <w14:ligatures w14:val="standardContextual"/>
         </w:rPr>
       </w:pPr>
-      <w:hyperlink w:anchor="_Toc242861846" w:history="1">
+      <w:hyperlink w:anchor="_Toc242862097" w:history="1">
         <w:r>
           <w:rPr>
             <w:rStyle w:val="Hyperlink"/>
@@ -2352,7 +2352,7 @@
             <w:noProof/>
             <w:webHidden/>
           </w:rPr>
-          <w:instrText xml:space="preserve"> PAGEREF _Toc242861846 \h </w:instrText>
+          <w:instrText xml:space="preserve"> PAGEREF _Toc242862097 \h </w:instrText>
         </w:r>
         <w:r>
           <w:rPr>
@@ -2397,7 +2397,7 @@
       <w:pPr>
         <w:pStyle w:val="Heading1"/>
       </w:pPr>
-      <w:bookmarkStart w:id="0" w:name="_Toc242861827"/>
+      <w:bookmarkStart w:id="0" w:name="_Toc242862078"/>
       <w:r>
         <w:lastRenderedPageBreak/>
         <w:t>1. Purpose</w:t>
@@ -2422,7 +2422,7 @@
       <w:pPr>
         <w:pStyle w:val="Heading2"/>
       </w:pPr>
-      <w:bookmarkStart w:id="1" w:name="_Toc242861828"/>
+      <w:bookmarkStart w:id="1" w:name="_Toc242862079"/>
       <w:r>
         <w:t>1.1 Pre-registration statement</w:t>
       </w:r>
@@ -2446,7 +2446,7 @@
       <w:pPr>
         <w:pStyle w:val="Heading2"/>
       </w:pPr>
-      <w:bookmarkStart w:id="2" w:name="_Toc242861829"/>
+      <w:bookmarkStart w:id="2" w:name="_Toc242862080"/>
       <w:r>
         <w:t>1.2 Scope</w:t>
       </w:r>
@@ -2537,7 +2537,7 @@
         <w:pStyle w:val="Heading1"/>
         <w:pageBreakBefore/>
       </w:pPr>
-      <w:bookmarkStart w:id="3" w:name="_Toc242861830"/>
+      <w:bookmarkStart w:id="3" w:name="_Toc242862081"/>
       <w:r>
         <w:lastRenderedPageBreak/>
         <w:t>2. Environment and baseline</w:t>
@@ -3027,7 +3027,7 @@
           <w:noProof/>
         </w:rPr>
         <w:drawing>
-          <wp:inline distT="0" distB="0" distL="0" distR="0" wp14:anchorId="205EBCE4" wp14:editId="6D814294">
+          <wp:inline distT="0" distB="0" distL="0" distR="0" wp14:anchorId="6FF1B968" wp14:editId="2762ACCA">
             <wp:extent cx="5220000" cy="3132000"/>
             <wp:effectExtent l="0" t="0" r="0" b="0"/>
             <wp:docPr id="1" name="Picture 1"/>
@@ -3077,7 +3077,7 @@
         <w:pStyle w:val="Heading1"/>
         <w:pageBreakBefore/>
       </w:pPr>
-      <w:bookmarkStart w:id="4" w:name="_Toc242861831"/>
+      <w:bookmarkStart w:id="4" w:name="_Toc242862082"/>
       <w:r>
         <w:lastRenderedPageBreak/>
         <w:t>3. Approach</w:t>
@@ -3589,7 +3589,7 @@
         <w:pStyle w:val="Heading1"/>
         <w:pageBreakBefore/>
       </w:pPr>
-      <w:bookmarkStart w:id="5" w:name="_Toc242861832"/>
+      <w:bookmarkStart w:id="5" w:name="_Toc242862083"/>
       <w:r>
         <w:lastRenderedPageBreak/>
         <w:t>4. Requirements</w:t>
@@ -4621,7 +4621,7 @@
         <w:pStyle w:val="Heading1"/>
         <w:pageBreakBefore/>
       </w:pPr>
-      <w:bookmarkStart w:id="6" w:name="_Toc242861833"/>
+      <w:bookmarkStart w:id="6" w:name="_Toc242862084"/>
       <w:r>
         <w:lastRenderedPageBreak/>
         <w:t>5. Traceability matrix</w:t>
@@ -5652,7 +5652,7 @@
         <w:pStyle w:val="Heading1"/>
         <w:pageBreakBefore/>
       </w:pPr>
-      <w:bookmarkStart w:id="7" w:name="_Toc242861834"/>
+      <w:bookmarkStart w:id="7" w:name="_Toc242862085"/>
       <w:r>
         <w:lastRenderedPageBreak/>
         <w:t>6. Test cases</w:t>
@@ -5668,7 +5668,7 @@
       <w:pPr>
         <w:pStyle w:val="Heading2"/>
       </w:pPr>
-      <w:bookmarkStart w:id="8" w:name="_Toc242861835"/>
+      <w:bookmarkStart w:id="8" w:name="_Toc242862086"/>
       <w:r>
         <w:t>6.1 Automated and CLI checks</w:t>
       </w:r>
@@ -7227,7 +7227,7 @@
       <w:pPr>
         <w:pStyle w:val="Heading2"/>
       </w:pPr>
-      <w:bookmarkStart w:id="9" w:name="_Toc242861836"/>
+      <w:bookmarkStart w:id="9" w:name="_Toc242862087"/>
       <w:r>
         <w:lastRenderedPageBreak/>
         <w:t>6.2 UI tests: admin user</w:t>
@@ -10955,7 +10955,7 @@
       <w:pPr>
         <w:pStyle w:val="Heading2"/>
       </w:pPr>
-      <w:bookmarkStart w:id="10" w:name="_Toc242861837"/>
+      <w:bookmarkStart w:id="10" w:name="_Toc242862088"/>
       <w:r>
         <w:t>6.3 Holdout tests: Meridian Health Partners (first run)</w:t>
       </w:r>
@@ -14100,7 +14100,7 @@
       <w:pPr>
         <w:pStyle w:val="Heading2"/>
       </w:pPr>
-      <w:bookmarkStart w:id="11" w:name="_Toc242861838"/>
+      <w:bookmarkStart w:id="11" w:name="_Toc242862089"/>
       <w:r>
         <w:t>6.4 UI tests: least privilege</w:t>
       </w:r>
@@ -14891,7 +14891,7 @@
       <w:pPr>
         <w:pStyle w:val="Heading2"/>
       </w:pPr>
-      <w:bookmarkStart w:id="12" w:name="_Toc242861839"/>
+      <w:bookmarkStart w:id="12" w:name="_Toc242862090"/>
       <w:r>
         <w:t>6.5 Post-execution audit</w:t>
       </w:r>
@@ -15273,7 +15273,7 @@
       <w:pPr>
         <w:pStyle w:val="Heading2"/>
       </w:pPr>
-      <w:bookmarkStart w:id="13" w:name="_Toc242861840"/>
+      <w:bookmarkStart w:id="13" w:name="_Toc242862091"/>
       <w:r>
         <w:t>6.6 Not run (decided before execution)</w:t>
       </w:r>
@@ -15304,7 +15304,7 @@
         <w:pStyle w:val="Heading1"/>
         <w:pageBreakBefore/>
       </w:pPr>
-      <w:bookmarkStart w:id="14" w:name="_Toc242861841"/>
+      <w:bookmarkStart w:id="14" w:name="_Toc242862092"/>
       <w:r>
         <w:lastRenderedPageBreak/>
         <w:t>7. Deviation handling</w:t>
@@ -15401,7 +15401,7 @@
       <w:pPr>
         <w:pStyle w:val="Heading1"/>
       </w:pPr>
-      <w:bookmarkStart w:id="15" w:name="_Toc242861842"/>
+      <w:bookmarkStart w:id="15" w:name="_Toc242862093"/>
       <w:r>
         <w:t>8. Coverage gaps and test-environment limitations</w:t>
       </w:r>
@@ -15468,7 +15468,7 @@
         <w:pStyle w:val="Heading1"/>
         <w:pageBreakBefore/>
       </w:pPr>
-      <w:bookmarkStart w:id="16" w:name="_Toc242861843"/>
+      <w:bookmarkStart w:id="16" w:name="_Toc242862094"/>
       <w:r>
         <w:lastRenderedPageBreak/>
         <w:t>9. Results</w:t>
@@ -17547,7 +17547,7 @@
       <w:pPr>
         <w:pStyle w:val="Heading2"/>
       </w:pPr>
-      <w:bookmarkStart w:id="17" w:name="_Toc242861844"/>
+      <w:bookmarkStart w:id="17" w:name="_Toc242862095"/>
       <w:r>
         <w:lastRenderedPageBreak/>
         <w:t>9.1 Executed test cases</w:t>
@@ -19359,7 +19359,7 @@
       <w:pPr>
         <w:pStyle w:val="Heading1"/>
       </w:pPr>
-      <w:bookmarkStart w:id="18" w:name="_Toc242861845"/>
+      <w:bookmarkStart w:id="18" w:name="_Toc242862096"/>
       <w:r>
         <w:t>10. Deviations</w:t>
       </w:r>
@@ -19374,7 +19374,7 @@
       <w:pPr>
         <w:pStyle w:val="Heading1"/>
       </w:pPr>
-      <w:bookmarkStart w:id="19" w:name="_Toc242861846"/>
+      <w:bookmarkStart w:id="19" w:name="_Toc242862097"/>
       <w:r>
         <w:t>11. Summary and conclusion</w:t>
       </w:r>
@@ -19781,31 +19781,31 @@
       </w:rPr>
     </w:lvl>
   </w:abstractNum>
-  <w:num w:numId="1" w16cid:durableId="1814133518">
+  <w:num w:numId="1" w16cid:durableId="487475793">
     <w:abstractNumId w:val="8"/>
   </w:num>
-  <w:num w:numId="2" w16cid:durableId="1832019717">
+  <w:num w:numId="2" w16cid:durableId="455947086">
     <w:abstractNumId w:val="6"/>
   </w:num>
-  <w:num w:numId="3" w16cid:durableId="1354921642">
+  <w:num w:numId="3" w16cid:durableId="562252137">
     <w:abstractNumId w:val="5"/>
   </w:num>
-  <w:num w:numId="4" w16cid:durableId="1408989370">
+  <w:num w:numId="4" w16cid:durableId="1691567780">
     <w:abstractNumId w:val="4"/>
   </w:num>
-  <w:num w:numId="5" w16cid:durableId="376124142">
+  <w:num w:numId="5" w16cid:durableId="1885605698">
     <w:abstractNumId w:val="7"/>
   </w:num>
-  <w:num w:numId="6" w16cid:durableId="1737170510">
+  <w:num w:numId="6" w16cid:durableId="990594381">
     <w:abstractNumId w:val="3"/>
   </w:num>
-  <w:num w:numId="7" w16cid:durableId="1961908946">
+  <w:num w:numId="7" w16cid:durableId="1628311472">
     <w:abstractNumId w:val="2"/>
   </w:num>
-  <w:num w:numId="8" w16cid:durableId="368843742">
+  <w:num w:numId="8" w16cid:durableId="1085567226">
     <w:abstractNumId w:val="1"/>
   </w:num>
-  <w:num w:numId="9" w16cid:durableId="1829438907">
+  <w:num w:numId="9" w16cid:durableId="1084764362">
     <w:abstractNumId w:val="0"/>
   </w:num>
 </w:numbering>
@@ -31194,7 +31194,7 @@
     <w:autoRedefine/>
     <w:uiPriority w:val="39"/>
     <w:unhideWhenUsed/>
-    <w:rsid w:val="00CA3105"/>
+    <w:rsid w:val="00B30517"/>
     <w:pPr>
       <w:spacing w:after="100"/>
     </w:pPr>
@@ -31206,7 +31206,7 @@
     <w:autoRedefine/>
     <w:uiPriority w:val="39"/>
     <w:unhideWhenUsed/>
-    <w:rsid w:val="00CA3105"/>
+    <w:rsid w:val="00B30517"/>
     <w:pPr>
       <w:spacing w:after="100"/>
       <w:ind w:left="220"/>
@@ -31217,7 +31217,7 @@
     <w:basedOn w:val="DefaultParagraphFont"/>
     <w:uiPriority w:val="99"/>
     <w:unhideWhenUsed/>
-    <w:rsid w:val="00CA3105"/>
+    <w:rsid w:val="00B30517"/>
     <w:rPr>
       <w:color w:val="0000FF" w:themeColor="hyperlink"/>
       <w:u w:val="single"/>

--- a/docs/Test_Protocol.docx
+++ b/docs/Test_Protocol.docx
@@ -938,7 +938,7 @@
       <w:r>
         <w:fldChar w:fldCharType="separate"/>
       </w:r>
-      <w:hyperlink w:anchor="_Toc242862078" w:history="1">
+      <w:hyperlink w:anchor="_Toc242862927" w:history="1">
         <w:r>
           <w:rPr>
             <w:rStyle w:val="Hyperlink"/>
@@ -965,7 +965,7 @@
             <w:noProof/>
             <w:webHidden/>
           </w:rPr>
-          <w:instrText xml:space="preserve"> PAGEREF _Toc242862078 \h </w:instrText>
+          <w:instrText xml:space="preserve"> PAGEREF _Toc242862927 \h </w:instrText>
         </w:r>
         <w:r>
           <w:rPr>
@@ -1011,7 +1011,7 @@
           <w14:ligatures w14:val="standardContextual"/>
         </w:rPr>
       </w:pPr>
-      <w:hyperlink w:anchor="_Toc242862079" w:history="1">
+      <w:hyperlink w:anchor="_Toc242862928" w:history="1">
         <w:r>
           <w:rPr>
             <w:rStyle w:val="Hyperlink"/>
@@ -1038,7 +1038,7 @@
             <w:noProof/>
             <w:webHidden/>
           </w:rPr>
-          <w:instrText xml:space="preserve"> PAGEREF _Toc242862079 \h </w:instrText>
+          <w:instrText xml:space="preserve"> PAGEREF _Toc242862928 \h </w:instrText>
         </w:r>
         <w:r>
           <w:rPr>
@@ -1084,7 +1084,7 @@
           <w14:ligatures w14:val="standardContextual"/>
         </w:rPr>
       </w:pPr>
-      <w:hyperlink w:anchor="_Toc242862080" w:history="1">
+      <w:hyperlink w:anchor="_Toc242862929" w:history="1">
         <w:r>
           <w:rPr>
             <w:rStyle w:val="Hyperlink"/>
@@ -1111,7 +1111,7 @@
             <w:noProof/>
             <w:webHidden/>
           </w:rPr>
-          <w:instrText xml:space="preserve"> PAGEREF _Toc242862080 \h </w:instrText>
+          <w:instrText xml:space="preserve"> PAGEREF _Toc242862929 \h </w:instrText>
         </w:r>
         <w:r>
           <w:rPr>
@@ -1157,7 +1157,7 @@
           <w14:ligatures w14:val="standardContextual"/>
         </w:rPr>
       </w:pPr>
-      <w:hyperlink w:anchor="_Toc242862081" w:history="1">
+      <w:hyperlink w:anchor="_Toc242862930" w:history="1">
         <w:r>
           <w:rPr>
             <w:rStyle w:val="Hyperlink"/>
@@ -1184,7 +1184,7 @@
             <w:noProof/>
             <w:webHidden/>
           </w:rPr>
-          <w:instrText xml:space="preserve"> PAGEREF _Toc242862081 \h </w:instrText>
+          <w:instrText xml:space="preserve"> PAGEREF _Toc242862930 \h </w:instrText>
         </w:r>
         <w:r>
           <w:rPr>
@@ -1230,7 +1230,7 @@
           <w14:ligatures w14:val="standardContextual"/>
         </w:rPr>
       </w:pPr>
-      <w:hyperlink w:anchor="_Toc242862082" w:history="1">
+      <w:hyperlink w:anchor="_Toc242862931" w:history="1">
         <w:r>
           <w:rPr>
             <w:rStyle w:val="Hyperlink"/>
@@ -1257,7 +1257,7 @@
             <w:noProof/>
             <w:webHidden/>
           </w:rPr>
-          <w:instrText xml:space="preserve"> PAGEREF _Toc242862082 \h </w:instrText>
+          <w:instrText xml:space="preserve"> PAGEREF _Toc242862931 \h </w:instrText>
         </w:r>
         <w:r>
           <w:rPr>
@@ -1303,7 +1303,7 @@
           <w14:ligatures w14:val="standardContextual"/>
         </w:rPr>
       </w:pPr>
-      <w:hyperlink w:anchor="_Toc242862083" w:history="1">
+      <w:hyperlink w:anchor="_Toc242862932" w:history="1">
         <w:r>
           <w:rPr>
             <w:rStyle w:val="Hyperlink"/>
@@ -1330,7 +1330,7 @@
             <w:noProof/>
             <w:webHidden/>
           </w:rPr>
-          <w:instrText xml:space="preserve"> PAGEREF _Toc242862083 \h </w:instrText>
+          <w:instrText xml:space="preserve"> PAGEREF _Toc242862932 \h </w:instrText>
         </w:r>
         <w:r>
           <w:rPr>
@@ -1376,7 +1376,7 @@
           <w14:ligatures w14:val="standardContextual"/>
         </w:rPr>
       </w:pPr>
-      <w:hyperlink w:anchor="_Toc242862084" w:history="1">
+      <w:hyperlink w:anchor="_Toc242862933" w:history="1">
         <w:r>
           <w:rPr>
             <w:rStyle w:val="Hyperlink"/>
@@ -1403,7 +1403,7 @@
             <w:noProof/>
             <w:webHidden/>
           </w:rPr>
-          <w:instrText xml:space="preserve"> PAGEREF _Toc242862084 \h </w:instrText>
+          <w:instrText xml:space="preserve"> PAGEREF _Toc242862933 \h </w:instrText>
         </w:r>
         <w:r>
           <w:rPr>
@@ -1449,7 +1449,7 @@
           <w14:ligatures w14:val="standardContextual"/>
         </w:rPr>
       </w:pPr>
-      <w:hyperlink w:anchor="_Toc242862085" w:history="1">
+      <w:hyperlink w:anchor="_Toc242862934" w:history="1">
         <w:r>
           <w:rPr>
             <w:rStyle w:val="Hyperlink"/>
@@ -1476,7 +1476,7 @@
             <w:noProof/>
             <w:webHidden/>
           </w:rPr>
-          <w:instrText xml:space="preserve"> PAGEREF _Toc242862085 \h </w:instrText>
+          <w:instrText xml:space="preserve"> PAGEREF _Toc242862934 \h </w:instrText>
         </w:r>
         <w:r>
           <w:rPr>
@@ -1522,7 +1522,7 @@
           <w14:ligatures w14:val="standardContextual"/>
         </w:rPr>
       </w:pPr>
-      <w:hyperlink w:anchor="_Toc242862086" w:history="1">
+      <w:hyperlink w:anchor="_Toc242862935" w:history="1">
         <w:r>
           <w:rPr>
             <w:rStyle w:val="Hyperlink"/>
@@ -1549,7 +1549,7 @@
             <w:noProof/>
             <w:webHidden/>
           </w:rPr>
-          <w:instrText xml:space="preserve"> PAGEREF _Toc242862086 \h </w:instrText>
+          <w:instrText xml:space="preserve"> PAGEREF _Toc242862935 \h </w:instrText>
         </w:r>
         <w:r>
           <w:rPr>
@@ -1595,7 +1595,7 @@
           <w14:ligatures w14:val="standardContextual"/>
         </w:rPr>
       </w:pPr>
-      <w:hyperlink w:anchor="_Toc242862087" w:history="1">
+      <w:hyperlink w:anchor="_Toc242862936" w:history="1">
         <w:r>
           <w:rPr>
             <w:rStyle w:val="Hyperlink"/>
@@ -1622,7 +1622,7 @@
             <w:noProof/>
             <w:webHidden/>
           </w:rPr>
-          <w:instrText xml:space="preserve"> PAGEREF _Toc242862087 \h </w:instrText>
+          <w:instrText xml:space="preserve"> PAGEREF _Toc242862936 \h </w:instrText>
         </w:r>
         <w:r>
           <w:rPr>
@@ -1668,7 +1668,7 @@
           <w14:ligatures w14:val="standardContextual"/>
         </w:rPr>
       </w:pPr>
-      <w:hyperlink w:anchor="_Toc242862088" w:history="1">
+      <w:hyperlink w:anchor="_Toc242862937" w:history="1">
         <w:r>
           <w:rPr>
             <w:rStyle w:val="Hyperlink"/>
@@ -1695,7 +1695,7 @@
             <w:noProof/>
             <w:webHidden/>
           </w:rPr>
-          <w:instrText xml:space="preserve"> PAGEREF _Toc242862088 \h </w:instrText>
+          <w:instrText xml:space="preserve"> PAGEREF _Toc242862937 \h </w:instrText>
         </w:r>
         <w:r>
           <w:rPr>
@@ -1741,7 +1741,7 @@
           <w14:ligatures w14:val="standardContextual"/>
         </w:rPr>
       </w:pPr>
-      <w:hyperlink w:anchor="_Toc242862089" w:history="1">
+      <w:hyperlink w:anchor="_Toc242862938" w:history="1">
         <w:r>
           <w:rPr>
             <w:rStyle w:val="Hyperlink"/>
@@ -1768,7 +1768,7 @@
             <w:noProof/>
             <w:webHidden/>
           </w:rPr>
-          <w:instrText xml:space="preserve"> PAGEREF _Toc242862089 \h </w:instrText>
+          <w:instrText xml:space="preserve"> PAGEREF _Toc242862938 \h </w:instrText>
         </w:r>
         <w:r>
           <w:rPr>
@@ -1814,7 +1814,7 @@
           <w14:ligatures w14:val="standardContextual"/>
         </w:rPr>
       </w:pPr>
-      <w:hyperlink w:anchor="_Toc242862090" w:history="1">
+      <w:hyperlink w:anchor="_Toc242862939" w:history="1">
         <w:r>
           <w:rPr>
             <w:rStyle w:val="Hyperlink"/>
@@ -1841,7 +1841,7 @@
             <w:noProof/>
             <w:webHidden/>
           </w:rPr>
-          <w:instrText xml:space="preserve"> PAGEREF _Toc242862090 \h </w:instrText>
+          <w:instrText xml:space="preserve"> PAGEREF _Toc242862939 \h </w:instrText>
         </w:r>
         <w:r>
           <w:rPr>
@@ -1887,7 +1887,7 @@
           <w14:ligatures w14:val="standardContextual"/>
         </w:rPr>
       </w:pPr>
-      <w:hyperlink w:anchor="_Toc242862091" w:history="1">
+      <w:hyperlink w:anchor="_Toc242862940" w:history="1">
         <w:r>
           <w:rPr>
             <w:rStyle w:val="Hyperlink"/>
@@ -1914,7 +1914,7 @@
             <w:noProof/>
             <w:webHidden/>
           </w:rPr>
-          <w:instrText xml:space="preserve"> PAGEREF _Toc242862091 \h </w:instrText>
+          <w:instrText xml:space="preserve"> PAGEREF _Toc242862940 \h </w:instrText>
         </w:r>
         <w:r>
           <w:rPr>
@@ -1960,7 +1960,7 @@
           <w14:ligatures w14:val="standardContextual"/>
         </w:rPr>
       </w:pPr>
-      <w:hyperlink w:anchor="_Toc242862092" w:history="1">
+      <w:hyperlink w:anchor="_Toc242862941" w:history="1">
         <w:r>
           <w:rPr>
             <w:rStyle w:val="Hyperlink"/>
@@ -1987,7 +1987,7 @@
             <w:noProof/>
             <w:webHidden/>
           </w:rPr>
-          <w:instrText xml:space="preserve"> PAGEREF _Toc242862092 \h </w:instrText>
+          <w:instrText xml:space="preserve"> PAGEREF _Toc242862941 \h </w:instrText>
         </w:r>
         <w:r>
           <w:rPr>
@@ -2033,7 +2033,7 @@
           <w14:ligatures w14:val="standardContextual"/>
         </w:rPr>
       </w:pPr>
-      <w:hyperlink w:anchor="_Toc242862093" w:history="1">
+      <w:hyperlink w:anchor="_Toc242862942" w:history="1">
         <w:r>
           <w:rPr>
             <w:rStyle w:val="Hyperlink"/>
@@ -2060,7 +2060,7 @@
             <w:noProof/>
             <w:webHidden/>
           </w:rPr>
-          <w:instrText xml:space="preserve"> PAGEREF _Toc242862093 \h </w:instrText>
+          <w:instrText xml:space="preserve"> PAGEREF _Toc242862942 \h </w:instrText>
         </w:r>
         <w:r>
           <w:rPr>
@@ -2106,7 +2106,7 @@
           <w14:ligatures w14:val="standardContextual"/>
         </w:rPr>
       </w:pPr>
-      <w:hyperlink w:anchor="_Toc242862094" w:history="1">
+      <w:hyperlink w:anchor="_Toc242862943" w:history="1">
         <w:r>
           <w:rPr>
             <w:rStyle w:val="Hyperlink"/>
@@ -2133,7 +2133,7 @@
             <w:noProof/>
             <w:webHidden/>
           </w:rPr>
-          <w:instrText xml:space="preserve"> PAGEREF _Toc242862094 \h </w:instrText>
+          <w:instrText xml:space="preserve"> PAGEREF _Toc242862943 \h </w:instrText>
         </w:r>
         <w:r>
           <w:rPr>
@@ -2179,7 +2179,7 @@
           <w14:ligatures w14:val="standardContextual"/>
         </w:rPr>
       </w:pPr>
-      <w:hyperlink w:anchor="_Toc242862095" w:history="1">
+      <w:hyperlink w:anchor="_Toc242862944" w:history="1">
         <w:r>
           <w:rPr>
             <w:rStyle w:val="Hyperlink"/>
@@ -2206,7 +2206,7 @@
             <w:noProof/>
             <w:webHidden/>
           </w:rPr>
-          <w:instrText xml:space="preserve"> PAGEREF _Toc242862095 \h </w:instrText>
+          <w:instrText xml:space="preserve"> PAGEREF _Toc242862944 \h </w:instrText>
         </w:r>
         <w:r>
           <w:rPr>
@@ -2252,7 +2252,7 @@
           <w14:ligatures w14:val="standardContextual"/>
         </w:rPr>
       </w:pPr>
-      <w:hyperlink w:anchor="_Toc242862096" w:history="1">
+      <w:hyperlink w:anchor="_Toc242862945" w:history="1">
         <w:r>
           <w:rPr>
             <w:rStyle w:val="Hyperlink"/>
@@ -2279,7 +2279,7 @@
             <w:noProof/>
             <w:webHidden/>
           </w:rPr>
-          <w:instrText xml:space="preserve"> PAGEREF _Toc242862096 \h </w:instrText>
+          <w:instrText xml:space="preserve"> PAGEREF _Toc242862945 \h </w:instrText>
         </w:r>
         <w:r>
           <w:rPr>
@@ -2325,7 +2325,7 @@
           <w14:ligatures w14:val="standardContextual"/>
         </w:rPr>
       </w:pPr>
-      <w:hyperlink w:anchor="_Toc242862097" w:history="1">
+      <w:hyperlink w:anchor="_Toc242862946" w:history="1">
         <w:r>
           <w:rPr>
             <w:rStyle w:val="Hyperlink"/>
@@ -2352,7 +2352,7 @@
             <w:noProof/>
             <w:webHidden/>
           </w:rPr>
-          <w:instrText xml:space="preserve"> PAGEREF _Toc242862097 \h </w:instrText>
+          <w:instrText xml:space="preserve"> PAGEREF _Toc242862946 \h </w:instrText>
         </w:r>
         <w:r>
           <w:rPr>
@@ -2397,7 +2397,7 @@
       <w:pPr>
         <w:pStyle w:val="Heading1"/>
       </w:pPr>
-      <w:bookmarkStart w:id="0" w:name="_Toc242862078"/>
+      <w:bookmarkStart w:id="0" w:name="_Toc242862927"/>
       <w:r>
         <w:lastRenderedPageBreak/>
         <w:t>1. Purpose</w:t>
@@ -2422,7 +2422,7 @@
       <w:pPr>
         <w:pStyle w:val="Heading2"/>
       </w:pPr>
-      <w:bookmarkStart w:id="1" w:name="_Toc242862079"/>
+      <w:bookmarkStart w:id="1" w:name="_Toc242862928"/>
       <w:r>
         <w:t>1.1 Pre-registration statement</w:t>
       </w:r>
@@ -2446,7 +2446,7 @@
       <w:pPr>
         <w:pStyle w:val="Heading2"/>
       </w:pPr>
-      <w:bookmarkStart w:id="2" w:name="_Toc242862080"/>
+      <w:bookmarkStart w:id="2" w:name="_Toc242862929"/>
       <w:r>
         <w:t>1.2 Scope</w:t>
       </w:r>
@@ -2537,7 +2537,7 @@
         <w:pStyle w:val="Heading1"/>
         <w:pageBreakBefore/>
       </w:pPr>
-      <w:bookmarkStart w:id="3" w:name="_Toc242862081"/>
+      <w:bookmarkStart w:id="3" w:name="_Toc242862930"/>
       <w:r>
         <w:lastRenderedPageBreak/>
         <w:t>2. Environment and baseline</w:t>
@@ -3027,7 +3027,7 @@
           <w:noProof/>
         </w:rPr>
         <w:drawing>
-          <wp:inline distT="0" distB="0" distL="0" distR="0" wp14:anchorId="6FF1B968" wp14:editId="2762ACCA">
+          <wp:inline distT="0" distB="0" distL="0" distR="0" wp14:anchorId="1B3A7C63" wp14:editId="2DC2AB2C">
             <wp:extent cx="5220000" cy="3132000"/>
             <wp:effectExtent l="0" t="0" r="0" b="0"/>
             <wp:docPr id="1" name="Picture 1"/>
@@ -3077,7 +3077,7 @@
         <w:pStyle w:val="Heading1"/>
         <w:pageBreakBefore/>
       </w:pPr>
-      <w:bookmarkStart w:id="4" w:name="_Toc242862082"/>
+      <w:bookmarkStart w:id="4" w:name="_Toc242862931"/>
       <w:r>
         <w:lastRenderedPageBreak/>
         <w:t>3. Approach</w:t>
@@ -3589,7 +3589,7 @@
         <w:pStyle w:val="Heading1"/>
         <w:pageBreakBefore/>
       </w:pPr>
-      <w:bookmarkStart w:id="5" w:name="_Toc242862083"/>
+      <w:bookmarkStart w:id="5" w:name="_Toc242862932"/>
       <w:r>
         <w:lastRenderedPageBreak/>
         <w:t>4. Requirements</w:t>
@@ -4621,7 +4621,7 @@
         <w:pStyle w:val="Heading1"/>
         <w:pageBreakBefore/>
       </w:pPr>
-      <w:bookmarkStart w:id="6" w:name="_Toc242862084"/>
+      <w:bookmarkStart w:id="6" w:name="_Toc242862933"/>
       <w:r>
         <w:lastRenderedPageBreak/>
         <w:t>5. Traceability matrix</w:t>
@@ -5652,7 +5652,7 @@
         <w:pStyle w:val="Heading1"/>
         <w:pageBreakBefore/>
       </w:pPr>
-      <w:bookmarkStart w:id="7" w:name="_Toc242862085"/>
+      <w:bookmarkStart w:id="7" w:name="_Toc242862934"/>
       <w:r>
         <w:lastRenderedPageBreak/>
         <w:t>6. Test cases</w:t>
@@ -5668,7 +5668,7 @@
       <w:pPr>
         <w:pStyle w:val="Heading2"/>
       </w:pPr>
-      <w:bookmarkStart w:id="8" w:name="_Toc242862086"/>
+      <w:bookmarkStart w:id="8" w:name="_Toc242862935"/>
       <w:r>
         <w:t>6.1 Automated and CLI checks</w:t>
       </w:r>
@@ -7227,7 +7227,7 @@
       <w:pPr>
         <w:pStyle w:val="Heading2"/>
       </w:pPr>
-      <w:bookmarkStart w:id="9" w:name="_Toc242862087"/>
+      <w:bookmarkStart w:id="9" w:name="_Toc242862936"/>
       <w:r>
         <w:lastRenderedPageBreak/>
         <w:t>6.2 UI tests: admin user</w:t>
@@ -10955,7 +10955,7 @@
       <w:pPr>
         <w:pStyle w:val="Heading2"/>
       </w:pPr>
-      <w:bookmarkStart w:id="10" w:name="_Toc242862088"/>
+      <w:bookmarkStart w:id="10" w:name="_Toc242862937"/>
       <w:r>
         <w:t>6.3 Holdout tests: Meridian Health Partners (first run)</w:t>
       </w:r>
@@ -14100,7 +14100,7 @@
       <w:pPr>
         <w:pStyle w:val="Heading2"/>
       </w:pPr>
-      <w:bookmarkStart w:id="11" w:name="_Toc242862089"/>
+      <w:bookmarkStart w:id="11" w:name="_Toc242862938"/>
       <w:r>
         <w:t>6.4 UI tests: least privilege</w:t>
       </w:r>
@@ -14891,7 +14891,7 @@
       <w:pPr>
         <w:pStyle w:val="Heading2"/>
       </w:pPr>
-      <w:bookmarkStart w:id="12" w:name="_Toc242862090"/>
+      <w:bookmarkStart w:id="12" w:name="_Toc242862939"/>
       <w:r>
         <w:t>6.5 Post-execution audit</w:t>
       </w:r>
@@ -15273,7 +15273,7 @@
       <w:pPr>
         <w:pStyle w:val="Heading2"/>
       </w:pPr>
-      <w:bookmarkStart w:id="13" w:name="_Toc242862091"/>
+      <w:bookmarkStart w:id="13" w:name="_Toc242862940"/>
       <w:r>
         <w:t>6.6 Not run (decided before execution)</w:t>
       </w:r>
@@ -15304,7 +15304,7 @@
         <w:pStyle w:val="Heading1"/>
         <w:pageBreakBefore/>
       </w:pPr>
-      <w:bookmarkStart w:id="14" w:name="_Toc242862092"/>
+      <w:bookmarkStart w:id="14" w:name="_Toc242862941"/>
       <w:r>
         <w:lastRenderedPageBreak/>
         <w:t>7. Deviation handling</w:t>
@@ -15401,7 +15401,7 @@
       <w:pPr>
         <w:pStyle w:val="Heading1"/>
       </w:pPr>
-      <w:bookmarkStart w:id="15" w:name="_Toc242862093"/>
+      <w:bookmarkStart w:id="15" w:name="_Toc242862942"/>
       <w:r>
         <w:t>8. Coverage gaps and test-environment limitations</w:t>
       </w:r>
@@ -15468,7 +15468,7 @@
         <w:pStyle w:val="Heading1"/>
         <w:pageBreakBefore/>
       </w:pPr>
-      <w:bookmarkStart w:id="16" w:name="_Toc242862094"/>
+      <w:bookmarkStart w:id="16" w:name="_Toc242862943"/>
       <w:r>
         <w:lastRenderedPageBreak/>
         <w:t>9. Results</w:t>
@@ -17547,7 +17547,7 @@
       <w:pPr>
         <w:pStyle w:val="Heading2"/>
       </w:pPr>
-      <w:bookmarkStart w:id="17" w:name="_Toc242862095"/>
+      <w:bookmarkStart w:id="17" w:name="_Toc242862944"/>
       <w:r>
         <w:lastRenderedPageBreak/>
         <w:t>9.1 Executed test cases</w:t>
@@ -18623,7 +18623,7 @@
               <w:rPr>
                 <w:sz w:val="19"/>
               </w:rPr>
-              <w:t>Log OWD Private; only AI_Ops (and admin/integration profiles) can read it; Banker_Summary class access exact; trusted sites present; all SOQL/DML user mode except the log insert; time estimated; see window in TC-02.md</w:t>
+              <w:t>Log OWD Private; only AI_Ops (and admin/integration profiles) can read it; Banker_Summary class access exact; trusted sites present; all SOQL/DML user mode except the log insert; time estimated; see window in TC-02.md. Clarification: System Administrator / integration-profile read access is standard platform behaviour; no banker profile or permission set has access.</w:t>
             </w:r>
           </w:p>
         </w:tc>
@@ -19359,7 +19359,7 @@
       <w:pPr>
         <w:pStyle w:val="Heading1"/>
       </w:pPr>
-      <w:bookmarkStart w:id="18" w:name="_Toc242862096"/>
+      <w:bookmarkStart w:id="18" w:name="_Toc242862945"/>
       <w:r>
         <w:t>10. Deviations</w:t>
       </w:r>
@@ -19374,7 +19374,7 @@
       <w:pPr>
         <w:pStyle w:val="Heading1"/>
       </w:pPr>
-      <w:bookmarkStart w:id="19" w:name="_Toc242862097"/>
+      <w:bookmarkStart w:id="19" w:name="_Toc242862946"/>
       <w:r>
         <w:t>11. Summary and conclusion</w:t>
       </w:r>
@@ -19781,31 +19781,31 @@
       </w:rPr>
     </w:lvl>
   </w:abstractNum>
-  <w:num w:numId="1" w16cid:durableId="487475793">
+  <w:num w:numId="1" w16cid:durableId="570584250">
     <w:abstractNumId w:val="8"/>
   </w:num>
-  <w:num w:numId="2" w16cid:durableId="455947086">
+  <w:num w:numId="2" w16cid:durableId="1054280399">
     <w:abstractNumId w:val="6"/>
   </w:num>
-  <w:num w:numId="3" w16cid:durableId="562252137">
+  <w:num w:numId="3" w16cid:durableId="1521506440">
     <w:abstractNumId w:val="5"/>
   </w:num>
-  <w:num w:numId="4" w16cid:durableId="1691567780">
+  <w:num w:numId="4" w16cid:durableId="1528178649">
     <w:abstractNumId w:val="4"/>
   </w:num>
-  <w:num w:numId="5" w16cid:durableId="1885605698">
+  <w:num w:numId="5" w16cid:durableId="1544946119">
     <w:abstractNumId w:val="7"/>
   </w:num>
-  <w:num w:numId="6" w16cid:durableId="990594381">
+  <w:num w:numId="6" w16cid:durableId="1943226603">
     <w:abstractNumId w:val="3"/>
   </w:num>
-  <w:num w:numId="7" w16cid:durableId="1628311472">
+  <w:num w:numId="7" w16cid:durableId="1237593834">
     <w:abstractNumId w:val="2"/>
   </w:num>
-  <w:num w:numId="8" w16cid:durableId="1085567226">
+  <w:num w:numId="8" w16cid:durableId="1713069349">
     <w:abstractNumId w:val="1"/>
   </w:num>
-  <w:num w:numId="9" w16cid:durableId="1084764362">
+  <w:num w:numId="9" w16cid:durableId="1099062129">
     <w:abstractNumId w:val="0"/>
   </w:num>
 </w:numbering>
@@ -31194,7 +31194,7 @@
     <w:autoRedefine/>
     <w:uiPriority w:val="39"/>
     <w:unhideWhenUsed/>
-    <w:rsid w:val="00B30517"/>
+    <w:rsid w:val="00F366C8"/>
     <w:pPr>
       <w:spacing w:after="100"/>
     </w:pPr>
@@ -31206,7 +31206,7 @@
     <w:autoRedefine/>
     <w:uiPriority w:val="39"/>
     <w:unhideWhenUsed/>
-    <w:rsid w:val="00B30517"/>
+    <w:rsid w:val="00F366C8"/>
     <w:pPr>
       <w:spacing w:after="100"/>
       <w:ind w:left="220"/>
@@ -31217,7 +31217,7 @@
     <w:basedOn w:val="DefaultParagraphFont"/>
     <w:uiPriority w:val="99"/>
     <w:unhideWhenUsed/>
-    <w:rsid w:val="00B30517"/>
+    <w:rsid w:val="00F366C8"/>
     <w:rPr>
       <w:color w:val="0000FF" w:themeColor="hyperlink"/>
       <w:u w:val="single"/>

--- a/docs/Test_Protocol.docx
+++ b/docs/Test_Protocol.docx
@@ -180,7 +180,7 @@
               <w:rPr>
                 <w:sz w:val="19"/>
               </w:rPr>
-              <w:t>0.1</w:t>
+              <w:t>1.0</w:t>
             </w:r>
           </w:p>
         </w:tc>
@@ -302,7 +302,7 @@
               <w:rPr>
                 <w:sz w:val="19"/>
               </w:rPr>
-              <w:t>Draft: executed 2026-10-14; results under owner review</w:t>
+              <w:t>Approved</w:t>
             </w:r>
           </w:p>
         </w:tc>
@@ -527,6 +527,7 @@
           </w:tcPr>
           <w:p>
             <w:pPr>
+              <w:keepNext/>
               <w:spacing w:after="20"/>
             </w:pPr>
             <w:r>
@@ -543,6 +544,7 @@
           </w:tcPr>
           <w:p>
             <w:pPr>
+              <w:keepNext/>
               <w:spacing w:after="20"/>
             </w:pPr>
             <w:r>
@@ -559,6 +561,7 @@
           </w:tcPr>
           <w:p>
             <w:pPr>
+              <w:keepNext/>
               <w:spacing w:after="20"/>
             </w:pPr>
             <w:r>
@@ -575,6 +578,7 @@
           </w:tcPr>
           <w:p>
             <w:pPr>
+              <w:keepNext/>
               <w:spacing w:after="20"/>
             </w:pPr>
             <w:r>
@@ -582,6 +586,80 @@
                 <w:sz w:val="19"/>
               </w:rPr>
               <w:t>Protocol pre-registered before execution (dd3ce33); executed 2026-10-14; results recorded. Drafted with Claude Code; reviewed and approved by the author.</w:t>
+            </w:r>
+          </w:p>
+        </w:tc>
+      </w:tr>
+      <w:tr>
+        <w:trPr>
+          <w:cantSplit/>
+          <w:jc w:val="center"/>
+        </w:trPr>
+        <w:tc>
+          <w:tcPr>
+            <w:tcW w:w="1134" w:type="dxa"/>
+            <w:shd w:val="clear" w:color="auto" w:fill="F2F6FA"/>
+          </w:tcPr>
+          <w:p>
+            <w:pPr>
+              <w:spacing w:after="20"/>
+            </w:pPr>
+            <w:r>
+              <w:rPr>
+                <w:sz w:val="19"/>
+              </w:rPr>
+              <w:t>1.0</w:t>
+            </w:r>
+          </w:p>
+        </w:tc>
+        <w:tc>
+          <w:tcPr>
+            <w:tcW w:w="1474" w:type="dxa"/>
+            <w:shd w:val="clear" w:color="auto" w:fill="F2F6FA"/>
+          </w:tcPr>
+          <w:p>
+            <w:pPr>
+              <w:spacing w:after="20"/>
+            </w:pPr>
+            <w:r>
+              <w:rPr>
+                <w:sz w:val="19"/>
+              </w:rPr>
+              <w:t>2026-10-14</w:t>
+            </w:r>
+          </w:p>
+        </w:tc>
+        <w:tc>
+          <w:tcPr>
+            <w:tcW w:w="2154" w:type="dxa"/>
+            <w:shd w:val="clear" w:color="auto" w:fill="F2F6FA"/>
+          </w:tcPr>
+          <w:p>
+            <w:pPr>
+              <w:spacing w:after="20"/>
+            </w:pPr>
+            <w:r>
+              <w:rPr>
+                <w:sz w:val="19"/>
+              </w:rPr>
+              <w:t>Monib Rahman</w:t>
+            </w:r>
+          </w:p>
+        </w:tc>
+        <w:tc>
+          <w:tcPr>
+            <w:tcW w:w="4932" w:type="dxa"/>
+            <w:shd w:val="clear" w:color="auto" w:fill="F2F6FA"/>
+          </w:tcPr>
+          <w:p>
+            <w:pPr>
+              <w:spacing w:after="20"/>
+            </w:pPr>
+            <w:r>
+              <w:rPr>
+                <w:sz w:val="19"/>
+              </w:rPr>
+              <w:t>Results incorporated; reviewed and approved by the author.</w:t>
             </w:r>
           </w:p>
         </w:tc>
@@ -775,6 +853,12 @@
               <w:keepNext/>
               <w:spacing w:after="20"/>
             </w:pPr>
+            <w:r>
+              <w:rPr>
+                <w:sz w:val="19"/>
+              </w:rPr>
+              <w:t>2026-10-14</w:t>
+            </w:r>
           </w:p>
         </w:tc>
       </w:tr>
@@ -938,7 +1022,7 @@
       <w:r>
         <w:fldChar w:fldCharType="separate"/>
       </w:r>
-      <w:hyperlink w:anchor="_Toc242865405" w:history="1">
+      <w:hyperlink w:anchor="_Toc242865685" w:history="1">
         <w:r>
           <w:rPr>
             <w:rStyle w:val="Hyperlink"/>
@@ -965,7 +1049,7 @@
             <w:noProof/>
             <w:webHidden/>
           </w:rPr>
-          <w:instrText xml:space="preserve"> PAGEREF _Toc242865405 \h </w:instrText>
+          <w:instrText xml:space="preserve"> PAGEREF _Toc242865685 \h </w:instrText>
         </w:r>
         <w:r>
           <w:rPr>
@@ -1011,7 +1095,7 @@
           <w14:ligatures w14:val="standardContextual"/>
         </w:rPr>
       </w:pPr>
-      <w:hyperlink w:anchor="_Toc242865406" w:history="1">
+      <w:hyperlink w:anchor="_Toc242865686" w:history="1">
         <w:r>
           <w:rPr>
             <w:rStyle w:val="Hyperlink"/>
@@ -1038,7 +1122,7 @@
             <w:noProof/>
             <w:webHidden/>
           </w:rPr>
-          <w:instrText xml:space="preserve"> PAGEREF _Toc242865406 \h </w:instrText>
+          <w:instrText xml:space="preserve"> PAGEREF _Toc242865686 \h </w:instrText>
         </w:r>
         <w:r>
           <w:rPr>
@@ -1084,7 +1168,7 @@
           <w14:ligatures w14:val="standardContextual"/>
         </w:rPr>
       </w:pPr>
-      <w:hyperlink w:anchor="_Toc242865407" w:history="1">
+      <w:hyperlink w:anchor="_Toc242865687" w:history="1">
         <w:r>
           <w:rPr>
             <w:rStyle w:val="Hyperlink"/>
@@ -1111,7 +1195,7 @@
             <w:noProof/>
             <w:webHidden/>
           </w:rPr>
-          <w:instrText xml:space="preserve"> PAGEREF _Toc242865407 \h </w:instrText>
+          <w:instrText xml:space="preserve"> PAGEREF _Toc242865687 \h </w:instrText>
         </w:r>
         <w:r>
           <w:rPr>
@@ -1157,7 +1241,7 @@
           <w14:ligatures w14:val="standardContextual"/>
         </w:rPr>
       </w:pPr>
-      <w:hyperlink w:anchor="_Toc242865408" w:history="1">
+      <w:hyperlink w:anchor="_Toc242865688" w:history="1">
         <w:r>
           <w:rPr>
             <w:rStyle w:val="Hyperlink"/>
@@ -1184,7 +1268,7 @@
             <w:noProof/>
             <w:webHidden/>
           </w:rPr>
-          <w:instrText xml:space="preserve"> PAGEREF _Toc242865408 \h </w:instrText>
+          <w:instrText xml:space="preserve"> PAGEREF _Toc242865688 \h </w:instrText>
         </w:r>
         <w:r>
           <w:rPr>
@@ -1230,7 +1314,7 @@
           <w14:ligatures w14:val="standardContextual"/>
         </w:rPr>
       </w:pPr>
-      <w:hyperlink w:anchor="_Toc242865409" w:history="1">
+      <w:hyperlink w:anchor="_Toc242865689" w:history="1">
         <w:r>
           <w:rPr>
             <w:rStyle w:val="Hyperlink"/>
@@ -1257,7 +1341,7 @@
             <w:noProof/>
             <w:webHidden/>
           </w:rPr>
-          <w:instrText xml:space="preserve"> PAGEREF _Toc242865409 \h </w:instrText>
+          <w:instrText xml:space="preserve"> PAGEREF _Toc242865689 \h </w:instrText>
         </w:r>
         <w:r>
           <w:rPr>
@@ -1303,7 +1387,7 @@
           <w14:ligatures w14:val="standardContextual"/>
         </w:rPr>
       </w:pPr>
-      <w:hyperlink w:anchor="_Toc242865410" w:history="1">
+      <w:hyperlink w:anchor="_Toc242865690" w:history="1">
         <w:r>
           <w:rPr>
             <w:rStyle w:val="Hyperlink"/>
@@ -1330,7 +1414,7 @@
             <w:noProof/>
             <w:webHidden/>
           </w:rPr>
-          <w:instrText xml:space="preserve"> PAGEREF _Toc242865410 \h </w:instrText>
+          <w:instrText xml:space="preserve"> PAGEREF _Toc242865690 \h </w:instrText>
         </w:r>
         <w:r>
           <w:rPr>
@@ -1376,7 +1460,7 @@
           <w14:ligatures w14:val="standardContextual"/>
         </w:rPr>
       </w:pPr>
-      <w:hyperlink w:anchor="_Toc242865411" w:history="1">
+      <w:hyperlink w:anchor="_Toc242865691" w:history="1">
         <w:r>
           <w:rPr>
             <w:rStyle w:val="Hyperlink"/>
@@ -1403,7 +1487,7 @@
             <w:noProof/>
             <w:webHidden/>
           </w:rPr>
-          <w:instrText xml:space="preserve"> PAGEREF _Toc242865411 \h </w:instrText>
+          <w:instrText xml:space="preserve"> PAGEREF _Toc242865691 \h </w:instrText>
         </w:r>
         <w:r>
           <w:rPr>
@@ -1449,7 +1533,7 @@
           <w14:ligatures w14:val="standardContextual"/>
         </w:rPr>
       </w:pPr>
-      <w:hyperlink w:anchor="_Toc242865412" w:history="1">
+      <w:hyperlink w:anchor="_Toc242865692" w:history="1">
         <w:r>
           <w:rPr>
             <w:rStyle w:val="Hyperlink"/>
@@ -1476,7 +1560,7 @@
             <w:noProof/>
             <w:webHidden/>
           </w:rPr>
-          <w:instrText xml:space="preserve"> PAGEREF _Toc242865412 \h </w:instrText>
+          <w:instrText xml:space="preserve"> PAGEREF _Toc242865692 \h </w:instrText>
         </w:r>
         <w:r>
           <w:rPr>
@@ -1522,7 +1606,7 @@
           <w14:ligatures w14:val="standardContextual"/>
         </w:rPr>
       </w:pPr>
-      <w:hyperlink w:anchor="_Toc242865413" w:history="1">
+      <w:hyperlink w:anchor="_Toc242865693" w:history="1">
         <w:r>
           <w:rPr>
             <w:rStyle w:val="Hyperlink"/>
@@ -1549,7 +1633,7 @@
             <w:noProof/>
             <w:webHidden/>
           </w:rPr>
-          <w:instrText xml:space="preserve"> PAGEREF _Toc242865413 \h </w:instrText>
+          <w:instrText xml:space="preserve"> PAGEREF _Toc242865693 \h </w:instrText>
         </w:r>
         <w:r>
           <w:rPr>
@@ -1595,7 +1679,7 @@
           <w14:ligatures w14:val="standardContextual"/>
         </w:rPr>
       </w:pPr>
-      <w:hyperlink w:anchor="_Toc242865414" w:history="1">
+      <w:hyperlink w:anchor="_Toc242865694" w:history="1">
         <w:r>
           <w:rPr>
             <w:rStyle w:val="Hyperlink"/>
@@ -1622,7 +1706,7 @@
             <w:noProof/>
             <w:webHidden/>
           </w:rPr>
-          <w:instrText xml:space="preserve"> PAGEREF _Toc242865414 \h </w:instrText>
+          <w:instrText xml:space="preserve"> PAGEREF _Toc242865694 \h </w:instrText>
         </w:r>
         <w:r>
           <w:rPr>
@@ -1668,7 +1752,7 @@
           <w14:ligatures w14:val="standardContextual"/>
         </w:rPr>
       </w:pPr>
-      <w:hyperlink w:anchor="_Toc242865415" w:history="1">
+      <w:hyperlink w:anchor="_Toc242865695" w:history="1">
         <w:r>
           <w:rPr>
             <w:rStyle w:val="Hyperlink"/>
@@ -1695,7 +1779,7 @@
             <w:noProof/>
             <w:webHidden/>
           </w:rPr>
-          <w:instrText xml:space="preserve"> PAGEREF _Toc242865415 \h </w:instrText>
+          <w:instrText xml:space="preserve"> PAGEREF _Toc242865695 \h </w:instrText>
         </w:r>
         <w:r>
           <w:rPr>
@@ -1741,7 +1825,7 @@
           <w14:ligatures w14:val="standardContextual"/>
         </w:rPr>
       </w:pPr>
-      <w:hyperlink w:anchor="_Toc242865416" w:history="1">
+      <w:hyperlink w:anchor="_Toc242865696" w:history="1">
         <w:r>
           <w:rPr>
             <w:rStyle w:val="Hyperlink"/>
@@ -1768,7 +1852,7 @@
             <w:noProof/>
             <w:webHidden/>
           </w:rPr>
-          <w:instrText xml:space="preserve"> PAGEREF _Toc242865416 \h </w:instrText>
+          <w:instrText xml:space="preserve"> PAGEREF _Toc242865696 \h </w:instrText>
         </w:r>
         <w:r>
           <w:rPr>
@@ -1814,7 +1898,7 @@
           <w14:ligatures w14:val="standardContextual"/>
         </w:rPr>
       </w:pPr>
-      <w:hyperlink w:anchor="_Toc242865417" w:history="1">
+      <w:hyperlink w:anchor="_Toc242865697" w:history="1">
         <w:r>
           <w:rPr>
             <w:rStyle w:val="Hyperlink"/>
@@ -1841,7 +1925,7 @@
             <w:noProof/>
             <w:webHidden/>
           </w:rPr>
-          <w:instrText xml:space="preserve"> PAGEREF _Toc242865417 \h </w:instrText>
+          <w:instrText xml:space="preserve"> PAGEREF _Toc242865697 \h </w:instrText>
         </w:r>
         <w:r>
           <w:rPr>
@@ -1887,7 +1971,7 @@
           <w14:ligatures w14:val="standardContextual"/>
         </w:rPr>
       </w:pPr>
-      <w:hyperlink w:anchor="_Toc242865418" w:history="1">
+      <w:hyperlink w:anchor="_Toc242865698" w:history="1">
         <w:r>
           <w:rPr>
             <w:rStyle w:val="Hyperlink"/>
@@ -1914,7 +1998,7 @@
             <w:noProof/>
             <w:webHidden/>
           </w:rPr>
-          <w:instrText xml:space="preserve"> PAGEREF _Toc242865418 \h </w:instrText>
+          <w:instrText xml:space="preserve"> PAGEREF _Toc242865698 \h </w:instrText>
         </w:r>
         <w:r>
           <w:rPr>
@@ -1960,7 +2044,7 @@
           <w14:ligatures w14:val="standardContextual"/>
         </w:rPr>
       </w:pPr>
-      <w:hyperlink w:anchor="_Toc242865419" w:history="1">
+      <w:hyperlink w:anchor="_Toc242865699" w:history="1">
         <w:r>
           <w:rPr>
             <w:rStyle w:val="Hyperlink"/>
@@ -1987,7 +2071,7 @@
             <w:noProof/>
             <w:webHidden/>
           </w:rPr>
-          <w:instrText xml:space="preserve"> PAGEREF _Toc242865419 \h </w:instrText>
+          <w:instrText xml:space="preserve"> PAGEREF _Toc242865699 \h </w:instrText>
         </w:r>
         <w:r>
           <w:rPr>
@@ -2033,7 +2117,7 @@
           <w14:ligatures w14:val="standardContextual"/>
         </w:rPr>
       </w:pPr>
-      <w:hyperlink w:anchor="_Toc242865420" w:history="1">
+      <w:hyperlink w:anchor="_Toc242865700" w:history="1">
         <w:r>
           <w:rPr>
             <w:rStyle w:val="Hyperlink"/>
@@ -2060,7 +2144,7 @@
             <w:noProof/>
             <w:webHidden/>
           </w:rPr>
-          <w:instrText xml:space="preserve"> PAGEREF _Toc242865420 \h </w:instrText>
+          <w:instrText xml:space="preserve"> PAGEREF _Toc242865700 \h </w:instrText>
         </w:r>
         <w:r>
           <w:rPr>
@@ -2106,7 +2190,7 @@
           <w14:ligatures w14:val="standardContextual"/>
         </w:rPr>
       </w:pPr>
-      <w:hyperlink w:anchor="_Toc242865421" w:history="1">
+      <w:hyperlink w:anchor="_Toc242865701" w:history="1">
         <w:r>
           <w:rPr>
             <w:rStyle w:val="Hyperlink"/>
@@ -2133,7 +2217,7 @@
             <w:noProof/>
             <w:webHidden/>
           </w:rPr>
-          <w:instrText xml:space="preserve"> PAGEREF _Toc242865421 \h </w:instrText>
+          <w:instrText xml:space="preserve"> PAGEREF _Toc242865701 \h </w:instrText>
         </w:r>
         <w:r>
           <w:rPr>
@@ -2179,7 +2263,7 @@
           <w14:ligatures w14:val="standardContextual"/>
         </w:rPr>
       </w:pPr>
-      <w:hyperlink w:anchor="_Toc242865422" w:history="1">
+      <w:hyperlink w:anchor="_Toc242865702" w:history="1">
         <w:r>
           <w:rPr>
             <w:rStyle w:val="Hyperlink"/>
@@ -2206,7 +2290,7 @@
             <w:noProof/>
             <w:webHidden/>
           </w:rPr>
-          <w:instrText xml:space="preserve"> PAGEREF _Toc242865422 \h </w:instrText>
+          <w:instrText xml:space="preserve"> PAGEREF _Toc242865702 \h </w:instrText>
         </w:r>
         <w:r>
           <w:rPr>
@@ -2252,7 +2336,7 @@
           <w14:ligatures w14:val="standardContextual"/>
         </w:rPr>
       </w:pPr>
-      <w:hyperlink w:anchor="_Toc242865423" w:history="1">
+      <w:hyperlink w:anchor="_Toc242865703" w:history="1">
         <w:r>
           <w:rPr>
             <w:rStyle w:val="Hyperlink"/>
@@ -2279,7 +2363,7 @@
             <w:noProof/>
             <w:webHidden/>
           </w:rPr>
-          <w:instrText xml:space="preserve"> PAGEREF _Toc242865423 \h </w:instrText>
+          <w:instrText xml:space="preserve"> PAGEREF _Toc242865703 \h </w:instrText>
         </w:r>
         <w:r>
           <w:rPr>
@@ -2325,7 +2409,7 @@
           <w14:ligatures w14:val="standardContextual"/>
         </w:rPr>
       </w:pPr>
-      <w:hyperlink w:anchor="_Toc242865424" w:history="1">
+      <w:hyperlink w:anchor="_Toc242865704" w:history="1">
         <w:r>
           <w:rPr>
             <w:rStyle w:val="Hyperlink"/>
@@ -2352,7 +2436,7 @@
             <w:noProof/>
             <w:webHidden/>
           </w:rPr>
-          <w:instrText xml:space="preserve"> PAGEREF _Toc242865424 \h </w:instrText>
+          <w:instrText xml:space="preserve"> PAGEREF _Toc242865704 \h </w:instrText>
         </w:r>
         <w:r>
           <w:rPr>
@@ -2372,7 +2456,7 @@
             <w:noProof/>
             <w:webHidden/>
           </w:rPr>
-          <w:t>29</w:t>
+          <w:t>30</w:t>
         </w:r>
         <w:r>
           <w:rPr>
@@ -2397,7 +2481,7 @@
       <w:pPr>
         <w:pStyle w:val="Heading1"/>
       </w:pPr>
-      <w:bookmarkStart w:id="0" w:name="_Toc242865405"/>
+      <w:bookmarkStart w:id="0" w:name="_Toc242865685"/>
       <w:r>
         <w:lastRenderedPageBreak/>
         <w:t>1. Purpose</w:t>
@@ -2422,7 +2506,7 @@
       <w:pPr>
         <w:pStyle w:val="Heading2"/>
       </w:pPr>
-      <w:bookmarkStart w:id="1" w:name="_Toc242865406"/>
+      <w:bookmarkStart w:id="1" w:name="_Toc242865686"/>
       <w:r>
         <w:t>1.1 Pre-registration statement</w:t>
       </w:r>
@@ -2446,7 +2530,7 @@
       <w:pPr>
         <w:pStyle w:val="Heading2"/>
       </w:pPr>
-      <w:bookmarkStart w:id="2" w:name="_Toc242865407"/>
+      <w:bookmarkStart w:id="2" w:name="_Toc242865687"/>
       <w:r>
         <w:t>1.2 Scope</w:t>
       </w:r>
@@ -2537,7 +2621,7 @@
         <w:pStyle w:val="Heading1"/>
         <w:pageBreakBefore/>
       </w:pPr>
-      <w:bookmarkStart w:id="3" w:name="_Toc242865408"/>
+      <w:bookmarkStart w:id="3" w:name="_Toc242865688"/>
       <w:r>
         <w:lastRenderedPageBreak/>
         <w:t>2. Environment and baseline</w:t>
@@ -3027,7 +3111,7 @@
           <w:noProof/>
         </w:rPr>
         <w:drawing>
-          <wp:inline distT="0" distB="0" distL="0" distR="0" wp14:anchorId="2D0CBF2A" wp14:editId="5D0E7045">
+          <wp:inline distT="0" distB="0" distL="0" distR="0" wp14:anchorId="73982FDA" wp14:editId="3070A689">
             <wp:extent cx="5220000" cy="3132000"/>
             <wp:effectExtent l="0" t="0" r="0" b="0"/>
             <wp:docPr id="1" name="Picture 1"/>
@@ -3077,7 +3161,7 @@
         <w:pStyle w:val="Heading1"/>
         <w:pageBreakBefore/>
       </w:pPr>
-      <w:bookmarkStart w:id="4" w:name="_Toc242865409"/>
+      <w:bookmarkStart w:id="4" w:name="_Toc242865689"/>
       <w:r>
         <w:lastRenderedPageBreak/>
         <w:t>3. Approach</w:t>
@@ -3589,7 +3673,7 @@
         <w:pStyle w:val="Heading1"/>
         <w:pageBreakBefore/>
       </w:pPr>
-      <w:bookmarkStart w:id="5" w:name="_Toc242865410"/>
+      <w:bookmarkStart w:id="5" w:name="_Toc242865690"/>
       <w:r>
         <w:lastRenderedPageBreak/>
         <w:t>4. Requirements</w:t>
@@ -4621,7 +4705,7 @@
         <w:pStyle w:val="Heading1"/>
         <w:pageBreakBefore/>
       </w:pPr>
-      <w:bookmarkStart w:id="6" w:name="_Toc242865411"/>
+      <w:bookmarkStart w:id="6" w:name="_Toc242865691"/>
       <w:r>
         <w:lastRenderedPageBreak/>
         <w:t>5. Traceability matrix</w:t>
@@ -5652,7 +5736,7 @@
         <w:pStyle w:val="Heading1"/>
         <w:pageBreakBefore/>
       </w:pPr>
-      <w:bookmarkStart w:id="7" w:name="_Toc242865412"/>
+      <w:bookmarkStart w:id="7" w:name="_Toc242865692"/>
       <w:r>
         <w:lastRenderedPageBreak/>
         <w:t>6. Test cases</w:t>
@@ -5668,7 +5752,7 @@
       <w:pPr>
         <w:pStyle w:val="Heading2"/>
       </w:pPr>
-      <w:bookmarkStart w:id="8" w:name="_Toc242865413"/>
+      <w:bookmarkStart w:id="8" w:name="_Toc242865693"/>
       <w:r>
         <w:t>6.1 Automated and CLI checks</w:t>
       </w:r>
@@ -7227,7 +7311,7 @@
       <w:pPr>
         <w:pStyle w:val="Heading2"/>
       </w:pPr>
-      <w:bookmarkStart w:id="9" w:name="_Toc242865414"/>
+      <w:bookmarkStart w:id="9" w:name="_Toc242865694"/>
       <w:r>
         <w:lastRenderedPageBreak/>
         <w:t>6.2 UI tests: admin user</w:t>
@@ -10955,7 +11039,7 @@
       <w:pPr>
         <w:pStyle w:val="Heading2"/>
       </w:pPr>
-      <w:bookmarkStart w:id="10" w:name="_Toc242865415"/>
+      <w:bookmarkStart w:id="10" w:name="_Toc242865695"/>
       <w:r>
         <w:t>6.3 Holdout tests: Meridian Health Partners (first run)</w:t>
       </w:r>
@@ -14100,7 +14184,7 @@
       <w:pPr>
         <w:pStyle w:val="Heading2"/>
       </w:pPr>
-      <w:bookmarkStart w:id="11" w:name="_Toc242865416"/>
+      <w:bookmarkStart w:id="11" w:name="_Toc242865696"/>
       <w:r>
         <w:t>6.4 UI tests: least privilege</w:t>
       </w:r>
@@ -14891,7 +14975,7 @@
       <w:pPr>
         <w:pStyle w:val="Heading2"/>
       </w:pPr>
-      <w:bookmarkStart w:id="12" w:name="_Toc242865417"/>
+      <w:bookmarkStart w:id="12" w:name="_Toc242865697"/>
       <w:r>
         <w:t>6.5 Post-execution audit</w:t>
       </w:r>
@@ -15273,7 +15357,7 @@
       <w:pPr>
         <w:pStyle w:val="Heading2"/>
       </w:pPr>
-      <w:bookmarkStart w:id="13" w:name="_Toc242865418"/>
+      <w:bookmarkStart w:id="13" w:name="_Toc242865698"/>
       <w:r>
         <w:t>6.6 Not run (decided before execution)</w:t>
       </w:r>
@@ -15304,7 +15388,7 @@
         <w:pStyle w:val="Heading1"/>
         <w:pageBreakBefore/>
       </w:pPr>
-      <w:bookmarkStart w:id="14" w:name="_Toc242865419"/>
+      <w:bookmarkStart w:id="14" w:name="_Toc242865699"/>
       <w:r>
         <w:lastRenderedPageBreak/>
         <w:t>7. Deviation handling</w:t>
@@ -15401,7 +15485,7 @@
       <w:pPr>
         <w:pStyle w:val="Heading1"/>
       </w:pPr>
-      <w:bookmarkStart w:id="15" w:name="_Toc242865420"/>
+      <w:bookmarkStart w:id="15" w:name="_Toc242865700"/>
       <w:r>
         <w:t>8. Coverage gaps and test-environment limitations</w:t>
       </w:r>
@@ -15468,7 +15552,7 @@
         <w:pStyle w:val="Heading1"/>
         <w:pageBreakBefore/>
       </w:pPr>
-      <w:bookmarkStart w:id="16" w:name="_Toc242865421"/>
+      <w:bookmarkStart w:id="16" w:name="_Toc242865701"/>
       <w:r>
         <w:lastRenderedPageBreak/>
         <w:t>9. Results</w:t>
@@ -17579,7 +17663,7 @@
               <w:rPr>
                 <w:sz w:val="19"/>
               </w:rPr>
-              <w:t>Pending execution</w:t>
+              <w:t>Pass</w:t>
             </w:r>
           </w:p>
         </w:tc>
@@ -17591,6 +17675,12 @@
             <w:pPr>
               <w:spacing w:after="20"/>
             </w:pPr>
+            <w:r>
+              <w:rPr>
+                <w:sz w:val="19"/>
+              </w:rPr>
+              <w:t>Owner (as Test Banker)</w:t>
+            </w:r>
           </w:p>
         </w:tc>
         <w:tc>
@@ -17601,6 +17691,12 @@
             <w:pPr>
               <w:spacing w:after="20"/>
             </w:pPr>
+            <w:r>
+              <w:rPr>
+                <w:sz w:val="19"/>
+              </w:rPr>
+              <w:t>2026-10-14T16:47:06Z</w:t>
+            </w:r>
           </w:p>
         </w:tc>
         <w:tc>
@@ -17611,6 +17707,12 @@
             <w:pPr>
               <w:spacing w:after="20"/>
             </w:pPr>
+            <w:r>
+              <w:rPr>
+                <w:sz w:val="19"/>
+              </w:rPr>
+              <w:t>step 4 not executed; TC-02 shows no banker permission on the log object</w:t>
+            </w:r>
           </w:p>
         </w:tc>
       </w:tr>
@@ -17900,16 +18002,15 @@
     </w:p>
     <w:p>
       <w:r>
-        <w:t>Status at this version: 19 Pass, 4 Fail, 2 Not run; 1 pending execution.</w:t>
+        <w:t>Status at this version: 20 Pass, 4 Fail, 2 Not run; 0 pending execution.</w:t>
       </w:r>
     </w:p>
     <w:p>
       <w:pPr>
         <w:pStyle w:val="Heading2"/>
       </w:pPr>
-      <w:bookmarkStart w:id="17" w:name="_Toc242865422"/>
+      <w:bookmarkStart w:id="17" w:name="_Toc242865702"/>
       <w:r>
-        <w:lastRenderedPageBreak/>
         <w:t>9.1 Executed test cases</w:t>
       </w:r>
       <w:bookmarkEnd w:id="17"/>
@@ -23668,7 +23769,7 @@
               <w:rPr>
                 <w:sz w:val="19"/>
               </w:rPr>
-              <w:t>Record criteria met (Lumen conflict; RK step Unassigned). "yes" replayed the earlier output with the same 09:42 time; one log row (mitigation visible). Soft: "Ryan Kowalski preferred the 7yr tenor" (notes: RK, ambiguous)</w:t>
+              <w:t>Record criteria met (Lumen conflict; RK step Unassigned). "yes" replayed the earlier output with the same 09:42 time; one log row (mitigation visible). Soft (unsupported attribution that passed validation): the executive summary says "Ryan Kowalski preferred the 7yr tenor"; the notes say "RK" (Rachel Kim or Ryan Kowalski). Same ambiguity as TC-19, guessed the other way</w:t>
             </w:r>
           </w:p>
         </w:tc>
@@ -25109,7 +25210,7 @@
               <w:rPr>
                 <w:sz w:val="19"/>
               </w:rPr>
-              <w:t>As pre-registered (offline-eval finding): answered "Rachel Kim is to send the updated model before IC", citing MTG-0021 and Contact: Rachel Kim; RK is ambiguous (Rachel Kim, Ryan Kowalski). Proposed next step (not applied): block a full name when the cited notes contain only initials matching more than one attendee/contact</w:t>
+              <w:t>As pre-registered (offline-eval finding): answered "Rachel Kim is to send the updated model before IC", citing MTG-0021 and Contact: Rachel Kim; RK is ambiguous (Rachel Kim, Ryan Kowalski). Same ambiguity as TC-15's summary, guessed the other way. Proposed rule (not applied): block a full name when the cited notes contain only initials matching more than one attendee/contact, in CitationValidator and SummaryValidator</w:t>
             </w:r>
           </w:p>
         </w:tc>
@@ -25887,7 +25988,7 @@
                 <w:color w:val="FFFFFF"/>
                 <w:sz w:val="19"/>
               </w:rPr>
-              <w:t>TC-23</w:t>
+              <w:t>TC-22</w:t>
             </w:r>
           </w:p>
         </w:tc>
@@ -25906,7 +26007,7 @@
                 <w:color w:val="FFFFFF"/>
                 <w:sz w:val="19"/>
               </w:rPr>
-              <w:t>Not run</w:t>
+              <w:t>Pass</w:t>
             </w:r>
           </w:p>
         </w:tc>
@@ -25946,7 +26047,7 @@
               <w:rPr>
                 <w:sz w:val="19"/>
               </w:rPr>
-              <w:t>Owner (decision)</w:t>
+              <w:t>Owner (as Test Banker)</w:t>
             </w:r>
           </w:p>
         </w:tc>
@@ -25988,7 +26089,7 @@
               <w:rPr>
                 <w:sz w:val="19"/>
               </w:rPr>
-              <w:t>–</w:t>
+              <w:t>2026-10-14T16:47:06Z</w:t>
             </w:r>
           </w:p>
         </w:tc>
@@ -26028,7 +26129,7 @@
               <w:rPr>
                 <w:sz w:val="19"/>
               </w:rPr>
-              <w:t>Not applicable</w:t>
+              <w:t>Lightning panel</w:t>
             </w:r>
           </w:p>
         </w:tc>
@@ -26070,7 +26171,7 @@
               <w:rPr>
                 <w:sz w:val="19"/>
               </w:rPr>
-              <w:t>Not applicable</w:t>
+              <w:t>dd3ce33; Apex 2026-10-13T23:37:18Z; agent v5; CMS _5; MPQA _2</w:t>
             </w:r>
           </w:p>
         </w:tc>
@@ -26110,7 +26211,7 @@
               <w:rPr>
                 <w:sz w:val="19"/>
               </w:rPr>
-              <w:t>BUILD_LOG 2026-10-12 banker test A rows; TC-01</w:t>
+              <w:t>Logs a02gK00000Smj2jQAB, a02gK00000Smj5xQAB (CreatedBy Test Banker); docs/test_evidence/TC-22.md; docs/test_evidence/transcripts_batches_1-4.md</w:t>
             </w:r>
           </w:p>
         </w:tc>
@@ -26152,7 +26253,7 @@
               <w:rPr>
                 <w:sz w:val="19"/>
               </w:rPr>
-              <w:t>none</w:t>
+              <w:t>step 4 not executed; TC-02 shows no banker permission on the log object</w:t>
             </w:r>
           </w:p>
         </w:tc>
@@ -26190,7 +26291,7 @@
               <w:rPr>
                 <w:sz w:val="19"/>
               </w:rPr>
-              <w:t>PERMISSION fallback covered by banker test A (2026-10-12, pre-baseline) and unit tests (TC-01)</w:t>
+              <w:t>Steps 1-2 succeeded as Test Banker (Generated (Repaired); Answered), both rows CreatedBy Test Banker; step 3: no AI Generation Logs item in App Launcher. Cosmetic: step 2 labels shown without brackets. Clarification: System Administrator / integration-profile read access is standard platform behaviour; no banker profile or permission set has access</w:t>
             </w:r>
           </w:p>
         </w:tc>
@@ -26247,7 +26348,7 @@
                 <w:color w:val="FFFFFF"/>
                 <w:sz w:val="19"/>
               </w:rPr>
-              <w:t>TC-24</w:t>
+              <w:t>TC-23</w:t>
             </w:r>
           </w:p>
         </w:tc>
@@ -26266,7 +26367,7 @@
                 <w:color w:val="FFFFFF"/>
                 <w:sz w:val="19"/>
               </w:rPr>
-              <w:t>Pass</w:t>
+              <w:t>Not run</w:t>
             </w:r>
           </w:p>
         </w:tc>
@@ -26306,7 +26407,7 @@
               <w:rPr>
                 <w:sz w:val="19"/>
               </w:rPr>
-              <w:t>Claude Code</w:t>
+              <w:t>Owner (decision)</w:t>
             </w:r>
           </w:p>
         </w:tc>
@@ -26348,7 +26449,7 @@
               <w:rPr>
                 <w:sz w:val="19"/>
               </w:rPr>
-              <w:t>2026-10-14T17:07:45Z</w:t>
+              <w:t>–</w:t>
             </w:r>
           </w:p>
         </w:tc>
@@ -26388,7 +26489,7 @@
               <w:rPr>
                 <w:sz w:val="19"/>
               </w:rPr>
-              <w:t>CLI</w:t>
+              <w:t>Not applicable</w:t>
             </w:r>
           </w:p>
         </w:tc>
@@ -26430,7 +26531,7 @@
               <w:rPr>
                 <w:sz w:val="19"/>
               </w:rPr>
-              <w:t>dd3ce33; Apex 2026-10-13T23:37:18Z; agent v5; CMS _5; MPQA _2</w:t>
+              <w:t>Not applicable</w:t>
             </w:r>
           </w:p>
         </w:tc>
@@ -26470,7 +26571,7 @@
               <w:rPr>
                 <w:sz w:val="19"/>
               </w:rPr>
-              <w:t>docs/test_evidence/TC-24.md</w:t>
+              <w:t>BUILD_LOG 2026-10-12 banker test A rows; TC-01</w:t>
             </w:r>
           </w:p>
         </w:tc>
@@ -26550,7 +26651,7 @@
               <w:rPr>
                 <w:sz w:val="19"/>
               </w:rPr>
-              <w:t>21 rows since the baseline, all mapped (19 to test cases, 2 documented extra runs); _5/_2 only; no drift; TC-22 rows by Test Banker; every Option A Message time in the same minute as its log row and Summary_Generated_At__c</w:t>
+              <w:t>PERMISSION fallback covered by banker test A (2026-10-12, pre-baseline) and unit tests (TC-01)</w:t>
             </w:r>
           </w:p>
         </w:tc>
@@ -26608,6 +26709,366 @@
                 <w:sz w:val="19"/>
               </w:rPr>
               <w:lastRenderedPageBreak/>
+              <w:t>TC-24</w:t>
+            </w:r>
+          </w:p>
+        </w:tc>
+        <w:tc>
+          <w:tcPr>
+            <w:tcW w:w="7767" w:type="dxa"/>
+            <w:shd w:val="clear" w:color="auto" w:fill="1F4E79"/>
+          </w:tcPr>
+          <w:p>
+            <w:pPr>
+              <w:keepNext/>
+            </w:pPr>
+            <w:r>
+              <w:rPr>
+                <w:b/>
+                <w:color w:val="FFFFFF"/>
+                <w:sz w:val="19"/>
+              </w:rPr>
+              <w:t>Pass</w:t>
+            </w:r>
+          </w:p>
+        </w:tc>
+      </w:tr>
+      <w:tr>
+        <w:trPr>
+          <w:cantSplit/>
+          <w:jc w:val="center"/>
+        </w:trPr>
+        <w:tc>
+          <w:tcPr>
+            <w:tcW w:w="1928" w:type="dxa"/>
+          </w:tcPr>
+          <w:p>
+            <w:pPr>
+              <w:keepNext/>
+              <w:spacing w:after="20"/>
+            </w:pPr>
+            <w:r>
+              <w:rPr>
+                <w:sz w:val="19"/>
+              </w:rPr>
+              <w:t>Executed by</w:t>
+            </w:r>
+          </w:p>
+        </w:tc>
+        <w:tc>
+          <w:tcPr>
+            <w:tcW w:w="7767" w:type="dxa"/>
+          </w:tcPr>
+          <w:p>
+            <w:pPr>
+              <w:keepNext/>
+              <w:spacing w:after="20"/>
+            </w:pPr>
+            <w:r>
+              <w:rPr>
+                <w:sz w:val="19"/>
+              </w:rPr>
+              <w:t>Claude Code</w:t>
+            </w:r>
+          </w:p>
+        </w:tc>
+      </w:tr>
+      <w:tr>
+        <w:trPr>
+          <w:cantSplit/>
+          <w:jc w:val="center"/>
+        </w:trPr>
+        <w:tc>
+          <w:tcPr>
+            <w:tcW w:w="1928" w:type="dxa"/>
+            <w:shd w:val="clear" w:color="auto" w:fill="F2F6FA"/>
+          </w:tcPr>
+          <w:p>
+            <w:pPr>
+              <w:keepNext/>
+              <w:spacing w:after="20"/>
+            </w:pPr>
+            <w:r>
+              <w:rPr>
+                <w:sz w:val="19"/>
+              </w:rPr>
+              <w:t>Executed at (UTC)</w:t>
+            </w:r>
+          </w:p>
+        </w:tc>
+        <w:tc>
+          <w:tcPr>
+            <w:tcW w:w="7767" w:type="dxa"/>
+            <w:shd w:val="clear" w:color="auto" w:fill="F2F6FA"/>
+          </w:tcPr>
+          <w:p>
+            <w:pPr>
+              <w:keepNext/>
+              <w:spacing w:after="20"/>
+            </w:pPr>
+            <w:r>
+              <w:rPr>
+                <w:sz w:val="19"/>
+              </w:rPr>
+              <w:t>2026-10-14T17:07:45Z</w:t>
+            </w:r>
+          </w:p>
+        </w:tc>
+      </w:tr>
+      <w:tr>
+        <w:trPr>
+          <w:cantSplit/>
+          <w:jc w:val="center"/>
+        </w:trPr>
+        <w:tc>
+          <w:tcPr>
+            <w:tcW w:w="1928" w:type="dxa"/>
+          </w:tcPr>
+          <w:p>
+            <w:pPr>
+              <w:keepNext/>
+              <w:spacing w:after="20"/>
+            </w:pPr>
+            <w:r>
+              <w:rPr>
+                <w:sz w:val="19"/>
+              </w:rPr>
+              <w:t>Surface</w:t>
+            </w:r>
+          </w:p>
+        </w:tc>
+        <w:tc>
+          <w:tcPr>
+            <w:tcW w:w="7767" w:type="dxa"/>
+          </w:tcPr>
+          <w:p>
+            <w:pPr>
+              <w:keepNext/>
+              <w:spacing w:after="20"/>
+            </w:pPr>
+            <w:r>
+              <w:rPr>
+                <w:sz w:val="19"/>
+              </w:rPr>
+              <w:t>CLI</w:t>
+            </w:r>
+          </w:p>
+        </w:tc>
+      </w:tr>
+      <w:tr>
+        <w:trPr>
+          <w:cantSplit/>
+          <w:jc w:val="center"/>
+        </w:trPr>
+        <w:tc>
+          <w:tcPr>
+            <w:tcW w:w="1928" w:type="dxa"/>
+            <w:shd w:val="clear" w:color="auto" w:fill="F2F6FA"/>
+          </w:tcPr>
+          <w:p>
+            <w:pPr>
+              <w:keepNext/>
+              <w:spacing w:after="20"/>
+            </w:pPr>
+            <w:r>
+              <w:rPr>
+                <w:sz w:val="19"/>
+              </w:rPr>
+              <w:t>Versions</w:t>
+            </w:r>
+          </w:p>
+        </w:tc>
+        <w:tc>
+          <w:tcPr>
+            <w:tcW w:w="7767" w:type="dxa"/>
+            <w:shd w:val="clear" w:color="auto" w:fill="F2F6FA"/>
+          </w:tcPr>
+          <w:p>
+            <w:pPr>
+              <w:keepNext/>
+              <w:spacing w:after="20"/>
+            </w:pPr>
+            <w:r>
+              <w:rPr>
+                <w:sz w:val="19"/>
+              </w:rPr>
+              <w:t>dd3ce33; Apex 2026-10-13T23:37:18Z; agent v5; CMS _5; MPQA _2</w:t>
+            </w:r>
+          </w:p>
+        </w:tc>
+      </w:tr>
+      <w:tr>
+        <w:trPr>
+          <w:cantSplit/>
+          <w:jc w:val="center"/>
+        </w:trPr>
+        <w:tc>
+          <w:tcPr>
+            <w:tcW w:w="1928" w:type="dxa"/>
+          </w:tcPr>
+          <w:p>
+            <w:pPr>
+              <w:keepNext/>
+              <w:spacing w:after="20"/>
+            </w:pPr>
+            <w:r>
+              <w:rPr>
+                <w:sz w:val="19"/>
+              </w:rPr>
+              <w:t>Evidence</w:t>
+            </w:r>
+          </w:p>
+        </w:tc>
+        <w:tc>
+          <w:tcPr>
+            <w:tcW w:w="7767" w:type="dxa"/>
+          </w:tcPr>
+          <w:p>
+            <w:pPr>
+              <w:keepNext/>
+              <w:spacing w:after="20"/>
+            </w:pPr>
+            <w:r>
+              <w:rPr>
+                <w:sz w:val="19"/>
+              </w:rPr>
+              <w:t>docs/test_evidence/TC-24.md</w:t>
+            </w:r>
+          </w:p>
+        </w:tc>
+      </w:tr>
+      <w:tr>
+        <w:trPr>
+          <w:cantSplit/>
+          <w:jc w:val="center"/>
+        </w:trPr>
+        <w:tc>
+          <w:tcPr>
+            <w:tcW w:w="1928" w:type="dxa"/>
+            <w:shd w:val="clear" w:color="auto" w:fill="F2F6FA"/>
+          </w:tcPr>
+          <w:p>
+            <w:pPr>
+              <w:keepNext/>
+              <w:spacing w:after="20"/>
+            </w:pPr>
+            <w:r>
+              <w:rPr>
+                <w:sz w:val="19"/>
+              </w:rPr>
+              <w:t>Deviation</w:t>
+            </w:r>
+          </w:p>
+        </w:tc>
+        <w:tc>
+          <w:tcPr>
+            <w:tcW w:w="7767" w:type="dxa"/>
+            <w:shd w:val="clear" w:color="auto" w:fill="F2F6FA"/>
+          </w:tcPr>
+          <w:p>
+            <w:pPr>
+              <w:keepNext/>
+              <w:spacing w:after="20"/>
+            </w:pPr>
+            <w:r>
+              <w:rPr>
+                <w:sz w:val="19"/>
+              </w:rPr>
+              <w:t>none</w:t>
+            </w:r>
+          </w:p>
+        </w:tc>
+      </w:tr>
+      <w:tr>
+        <w:trPr>
+          <w:cantSplit/>
+          <w:jc w:val="center"/>
+        </w:trPr>
+        <w:tc>
+          <w:tcPr>
+            <w:tcW w:w="1928" w:type="dxa"/>
+          </w:tcPr>
+          <w:p>
+            <w:pPr>
+              <w:spacing w:after="20"/>
+            </w:pPr>
+            <w:r>
+              <w:rPr>
+                <w:sz w:val="19"/>
+              </w:rPr>
+              <w:t>Notes</w:t>
+            </w:r>
+          </w:p>
+        </w:tc>
+        <w:tc>
+          <w:tcPr>
+            <w:tcW w:w="7767" w:type="dxa"/>
+          </w:tcPr>
+          <w:p>
+            <w:pPr>
+              <w:spacing w:after="20"/>
+            </w:pPr>
+            <w:r>
+              <w:rPr>
+                <w:sz w:val="19"/>
+              </w:rPr>
+              <w:t>21 rows since the baseline, all mapped (19 to test cases, 2 documented extra runs); _5/_2 only; no drift; TC-22 rows by Test Banker; every Option A Message time in the same minute as its log row and Summary_Generated_At__c</w:t>
+            </w:r>
+          </w:p>
+        </w:tc>
+      </w:tr>
+    </w:tbl>
+    <w:p>
+      <w:pPr>
+        <w:spacing w:after="80"/>
+      </w:pPr>
+    </w:p>
+    <w:tbl>
+      <w:tblPr>
+        <w:tblStyle w:val="TableGrid"/>
+        <w:tblW w:w="0" w:type="auto"/>
+        <w:jc w:val="center"/>
+        <w:tblBorders>
+          <w:top w:val="single" w:sz="4" w:space="0" w:color="BFBFBF"/>
+          <w:left w:val="single" w:sz="4" w:space="0" w:color="BFBFBF"/>
+          <w:bottom w:val="single" w:sz="4" w:space="0" w:color="BFBFBF"/>
+          <w:right w:val="single" w:sz="4" w:space="0" w:color="BFBFBF"/>
+          <w:insideH w:val="single" w:sz="4" w:space="0" w:color="BFBFBF"/>
+          <w:insideV w:val="single" w:sz="4" w:space="0" w:color="BFBFBF"/>
+        </w:tblBorders>
+        <w:tblLayout w:type="fixed"/>
+        <w:tblCellMar>
+          <w:top w:w="40" w:type="dxa"/>
+          <w:left w:w="80" w:type="dxa"/>
+          <w:bottom w:w="40" w:type="dxa"/>
+          <w:right w:w="80" w:type="dxa"/>
+        </w:tblCellMar>
+        <w:tblLook w:val="04A0" w:firstRow="1" w:lastRow="0" w:firstColumn="1" w:lastColumn="0" w:noHBand="0" w:noVBand="1"/>
+      </w:tblPr>
+      <w:tblGrid>
+        <w:gridCol w:w="1928"/>
+        <w:gridCol w:w="7767"/>
+      </w:tblGrid>
+      <w:tr>
+        <w:trPr>
+          <w:tblHeader/>
+          <w:jc w:val="center"/>
+        </w:trPr>
+        <w:tc>
+          <w:tcPr>
+            <w:tcW w:w="1928" w:type="dxa"/>
+            <w:shd w:val="clear" w:color="auto" w:fill="1F4E79"/>
+          </w:tcPr>
+          <w:p>
+            <w:pPr>
+              <w:keepNext/>
+            </w:pPr>
+            <w:r>
+              <w:rPr>
+                <w:b/>
+                <w:color w:val="FFFFFF"/>
+                <w:sz w:val="19"/>
+              </w:rPr>
               <w:t>TC-25</w:t>
             </w:r>
           </w:p>
@@ -26926,7 +27387,7 @@
       <w:pPr>
         <w:pStyle w:val="Heading1"/>
       </w:pPr>
-      <w:bookmarkStart w:id="18" w:name="_Toc242865423"/>
+      <w:bookmarkStart w:id="18" w:name="_Toc242865703"/>
       <w:r>
         <w:t>10. Deviations</w:t>
       </w:r>
@@ -27150,6 +27611,7 @@
           </w:tcPr>
           <w:p>
             <w:pPr>
+              <w:keepNext/>
               <w:spacing w:after="20"/>
             </w:pPr>
             <w:r>
@@ -27166,6 +27628,7 @@
           </w:tcPr>
           <w:p>
             <w:pPr>
+              <w:keepNext/>
               <w:spacing w:after="20"/>
             </w:pPr>
             <w:r>
@@ -27182,13 +27645,71 @@
           </w:tcPr>
           <w:p>
             <w:pPr>
-              <w:spacing w:after="20"/>
-            </w:pPr>
-            <w:r>
-              <w:rPr>
-                <w:sz w:val="19"/>
-              </w:rPr>
-              <w:t>Record criteria met (Lumen conflict; RK step Unassigned). "yes" replayed the earlier output with the same 09:42 time; one log row (mitigation visible). Soft: "Ryan Kowalski preferred the 7yr tenor" (notes: RK, ambiguous)</w:t>
+              <w:keepNext/>
+              <w:spacing w:after="20"/>
+            </w:pPr>
+            <w:r>
+              <w:rPr>
+                <w:sz w:val="19"/>
+              </w:rPr>
+              <w:t>Record criteria met (Lumen conflict; RK step Unassigned). "yes" replayed the earlier output with the same 09:42 time; one log row (mitigation visible). Soft (unsupported attribution that passed validation): the executive summary says "Ryan Kowalski preferred the 7yr tenor"; the notes say "RK" (Rachel Kim or Ryan Kowalski). Same ambiguity as TC-19, guessed the other way</w:t>
+            </w:r>
+          </w:p>
+        </w:tc>
+      </w:tr>
+      <w:tr>
+        <w:trPr>
+          <w:cantSplit/>
+          <w:jc w:val="center"/>
+        </w:trPr>
+        <w:tc>
+          <w:tcPr>
+            <w:tcW w:w="907" w:type="dxa"/>
+            <w:shd w:val="clear" w:color="auto" w:fill="F2F6FA"/>
+          </w:tcPr>
+          <w:p>
+            <w:pPr>
+              <w:spacing w:after="20"/>
+            </w:pPr>
+            <w:r>
+              <w:rPr>
+                <w:sz w:val="19"/>
+              </w:rPr>
+              <w:t>TC-22</w:t>
+            </w:r>
+          </w:p>
+        </w:tc>
+        <w:tc>
+          <w:tcPr>
+            <w:tcW w:w="2551" w:type="dxa"/>
+            <w:shd w:val="clear" w:color="auto" w:fill="F2F6FA"/>
+          </w:tcPr>
+          <w:p>
+            <w:pPr>
+              <w:spacing w:after="20"/>
+            </w:pPr>
+            <w:r>
+              <w:rPr>
+                <w:sz w:val="19"/>
+              </w:rPr>
+              <w:t>step 4 not executed; TC-02 shows no banker permission on the log object</w:t>
+            </w:r>
+          </w:p>
+        </w:tc>
+        <w:tc>
+          <w:tcPr>
+            <w:tcW w:w="6236" w:type="dxa"/>
+            <w:shd w:val="clear" w:color="auto" w:fill="F2F6FA"/>
+          </w:tcPr>
+          <w:p>
+            <w:pPr>
+              <w:spacing w:after="20"/>
+            </w:pPr>
+            <w:r>
+              <w:rPr>
+                <w:sz w:val="19"/>
+              </w:rPr>
+              <w:t>Steps 1-2 succeeded as Test Banker (Generated (Repaired); Answered), both rows CreatedBy Test Banker; step 3: no AI Generation Logs item in App Launcher. Cosmetic: step 2 labels shown without brackets. Clarification: System Administrator / integration-profile read access is standard platform behaviour; no banker profile or permission set has access</w:t>
             </w:r>
           </w:p>
         </w:tc>
@@ -27203,7 +27724,7 @@
       <w:pPr>
         <w:pStyle w:val="Heading1"/>
       </w:pPr>
-      <w:bookmarkStart w:id="19" w:name="_Toc242865424"/>
+      <w:bookmarkStart w:id="19" w:name="_Toc242865704"/>
       <w:r>
         <w:t>11. Summary and conclusion</w:t>
       </w:r>
@@ -27217,7 +27738,7 @@
         <w:t>Totals:</w:t>
       </w:r>
       <w:r>
-        <w:t xml:space="preserve"> 19 Pass, 4 Fail, 2 Not run; pending: TC-22.</w:t>
+        <w:t xml:space="preserve"> 20 Pass, 4 Fail, 2 Not run.</w:t>
       </w:r>
     </w:p>
     <w:p>
@@ -27245,7 +27766,7 @@
         <w:t>No invented figure passed validation.</w:t>
       </w:r>
       <w:r>
-        <w:t xml:space="preserve"> Every amount and number in the outputs is in a cited source; the injected instruction was never followed (TC-04, TC-11, TC-12); unanswerable questions got no figure (TC-11, TC-20); least-privilege access worked (TC-22 steps 1-3). One unsupported statement did pass: TC-19's attribution of "RK" to Rachel Kim (below).</w:t>
+        <w:t xml:space="preserve"> Every amount and number in the outputs is in a cited source; the injected instruction was never followed (TC-04, TC-11, TC-12); unanswerable questions got no figure (TC-11, TC-20); least-privilege access worked (TC-22). Two unsupported attributions did pass, both from the same ambiguous initials "RK" in MTG-0021: Rachel Kim in Q&amp;A (TC-19) and Ryan Kowalski in an Option A executive summary (TC-15). See the holdout outcome.</w:t>
       </w:r>
     </w:p>
     <w:p>
@@ -27259,7 +27780,7 @@
         <w:t>Failures.</w:t>
       </w:r>
       <w:r>
-        <w:t xml:space="preserve"> TC-13 and TC-15 failed on the display layer only (a dropped Message; a replay-as-new, made visible by the save time): the record, the log and the returned outputs were correct. TC-19 and TC-21 are the holdout findings below.</w:t>
+        <w:t xml:space="preserve"> TC-13 and TC-15 failed on the display layer (a dropped Message; a replay-as-new, made visible by the save time); the record and the log matched what the services returned. TC-19 and TC-21 are the holdout findings below.</w:t>
       </w:r>
     </w:p>
     <w:p>
@@ -27273,11 +27794,10 @@
         <w:t>Holdout outcome (Meridian, first run).</w:t>
       </w:r>
       <w:r>
-        <w:t xml:space="preserve"> TC-14, TC-16, TC-17, TC-18 and TC-20 passed; code-side repairs and the amount-conflict check held on unseen data. Paired finding on initials: an under-block (TC-19: ambiguous "RK" resolved to Rachel Kim and shown to the banker) and an over-block (TC-21: "P. Raman" </w:t>
+        <w:t xml:space="preserve"> TC-14, TC-16, TC-17, TC-18 and TC-20 passed; code-side repairs and the amount-conflict check held on unseen data. Paired finding on initials: an under-block on both surfaces (ambiguous "RK" resolved to Rachel Kim in Q&amp;A, TC-19, and to Ryan Kowalski in a summary, TC-15; both shown to the banker) and an over-block (TC-21: "P. Raman" expanded to "Priya Raman" and blocked; failed safe). Proposed fixes, for CitationValidator and SummaryValidator, are post-holdout and not applied (docs/PROMPT_ITERATIONS.md, "Hol</w:t>
       </w:r>
       <w:r>
-        <w:lastRenderedPageBreak/>
-        <w:t>expanded to "Priya Raman" and blocked; failed safe). Proposed fixes are post-holdout and not applied (docs/PROMPT_ITERATIONS.md, "Holdout run, Meridian").</w:t>
+        <w:t>dout run, Meridian").</w:t>
       </w:r>
     </w:p>
     <w:p>
@@ -27291,7 +27811,7 @@
         <w:t>Deviations.</w:t>
       </w:r>
       <w:r>
-        <w:t xml:space="preserve"> TC-04 criterion wording error (recorded, criterion unchanged); display-layer deviations on TC-13 and TC-15. TC-23 and TC-25 not run by owner decision, with reasons recorded.</w:t>
+        <w:t xml:space="preserve"> TC-04 criterion wording error (recorded, criterion unchanged); TC-22 step 4 not executed (TC-02 shows no banker permission on the log object); display-layer deviations on TC-13 and TC-15. TC-23 and TC-25 not run by owner decision, with reasons recorded.</w:t>
       </w:r>
     </w:p>
     <w:p>
@@ -27305,12 +27825,12 @@
         <w:t>Open items:</w:t>
       </w:r>
       <w:r>
-        <w:t xml:space="preserve"> TC-22 step 4; the two initials rules; the Lightning Type renderer for the display layer (ABR-FS-001, section 17).</w:t>
+        <w:t xml:space="preserve"> the two initials rules; the Lightning Type renderer for the display layer (ABR-FS-001, section 17).</w:t>
       </w:r>
     </w:p>
     <w:p>
       <w:r>
-        <w:t>This version stays 0.1 until the owner's review; it then moves to 1.0 for approval.</w:t>
+        <w:t>Version 1.0: results incorporated; reviewed and approved by the author on 2026-10-14.</w:t>
       </w:r>
     </w:p>
     <w:sectPr>
@@ -27709,31 +28229,31 @@
       </w:rPr>
     </w:lvl>
   </w:abstractNum>
-  <w:num w:numId="1" w16cid:durableId="1780299366">
+  <w:num w:numId="1" w16cid:durableId="692608120">
     <w:abstractNumId w:val="8"/>
   </w:num>
-  <w:num w:numId="2" w16cid:durableId="1011102837">
+  <w:num w:numId="2" w16cid:durableId="839344702">
     <w:abstractNumId w:val="6"/>
   </w:num>
-  <w:num w:numId="3" w16cid:durableId="1952517684">
+  <w:num w:numId="3" w16cid:durableId="1903325061">
     <w:abstractNumId w:val="5"/>
   </w:num>
-  <w:num w:numId="4" w16cid:durableId="803617317">
+  <w:num w:numId="4" w16cid:durableId="1193685658">
     <w:abstractNumId w:val="4"/>
   </w:num>
-  <w:num w:numId="5" w16cid:durableId="1086655662">
+  <w:num w:numId="5" w16cid:durableId="2134902576">
     <w:abstractNumId w:val="7"/>
   </w:num>
-  <w:num w:numId="6" w16cid:durableId="1521773457">
+  <w:num w:numId="6" w16cid:durableId="397242186">
     <w:abstractNumId w:val="3"/>
   </w:num>
-  <w:num w:numId="7" w16cid:durableId="1420713369">
+  <w:num w:numId="7" w16cid:durableId="2053114771">
     <w:abstractNumId w:val="2"/>
   </w:num>
-  <w:num w:numId="8" w16cid:durableId="1610317344">
+  <w:num w:numId="8" w16cid:durableId="446315674">
     <w:abstractNumId w:val="1"/>
   </w:num>
-  <w:num w:numId="9" w16cid:durableId="1455096751">
+  <w:num w:numId="9" w16cid:durableId="953899243">
     <w:abstractNumId w:val="0"/>
   </w:num>
 </w:numbering>
@@ -39122,7 +39642,7 @@
     <w:autoRedefine/>
     <w:uiPriority w:val="39"/>
     <w:unhideWhenUsed/>
-    <w:rsid w:val="00682A7A"/>
+    <w:rsid w:val="00955E3B"/>
     <w:pPr>
       <w:spacing w:after="100"/>
     </w:pPr>
@@ -39134,7 +39654,7 @@
     <w:autoRedefine/>
     <w:uiPriority w:val="39"/>
     <w:unhideWhenUsed/>
-    <w:rsid w:val="00682A7A"/>
+    <w:rsid w:val="00955E3B"/>
     <w:pPr>
       <w:spacing w:after="100"/>
       <w:ind w:left="220"/>
@@ -39145,7 +39665,7 @@
     <w:basedOn w:val="DefaultParagraphFont"/>
     <w:uiPriority w:val="99"/>
     <w:unhideWhenUsed/>
-    <w:rsid w:val="00682A7A"/>
+    <w:rsid w:val="00955E3B"/>
     <w:rPr>
       <w:color w:val="0000FF" w:themeColor="hyperlink"/>
       <w:u w:val="single"/>
